--- a/doc/创味机MRD.docx
+++ b/doc/创味机MRD.docx
@@ -351,8 +351,18 @@
                                     <w:sz w:val="28"/>
                                     <w:szCs w:val="28"/>
                                   </w:rPr>
-                                  <w:t>设计师：许鹭洋</w:t>
+                                  <w:t>设计师：</w:t>
                                 </w:r>
+                                <w:proofErr w:type="gramStart"/>
+                                <w:r>
+                                  <w:rPr>
+                                    <w:rFonts w:hint="eastAsia"/>
+                                    <w:sz w:val="28"/>
+                                    <w:szCs w:val="28"/>
+                                  </w:rPr>
+                                  <w:t>许鹭洋</w:t>
+                                </w:r>
+                                <w:proofErr w:type="gramEnd"/>
                               </w:p>
                               <w:p>
                                 <w:pPr>
@@ -369,7 +379,25 @@
                                     <w:sz w:val="28"/>
                                     <w:szCs w:val="28"/>
                                   </w:rPr>
-                                  <w:t>前端工程师：张毅帆 郑晓好</w:t>
+                                  <w:t>前端工程师：</w:t>
+                                </w:r>
+                                <w:proofErr w:type="gramStart"/>
+                                <w:r>
+                                  <w:rPr>
+                                    <w:rFonts w:hint="eastAsia"/>
+                                    <w:sz w:val="28"/>
+                                    <w:szCs w:val="28"/>
+                                  </w:rPr>
+                                  <w:t>张毅帆</w:t>
+                                </w:r>
+                                <w:proofErr w:type="gramEnd"/>
+                                <w:r>
+                                  <w:rPr>
+                                    <w:rFonts w:hint="eastAsia"/>
+                                    <w:sz w:val="28"/>
+                                    <w:szCs w:val="28"/>
+                                  </w:rPr>
+                                  <w:t xml:space="preserve"> 郑晓好</w:t>
                                 </w:r>
                               </w:p>
                               <w:p>
@@ -405,7 +433,23 @@
                                     <w:sz w:val="28"/>
                                     <w:szCs w:val="28"/>
                                   </w:rPr>
-                                  <w:t>后端工程师：欧阳一鸣 李子蓁</w:t>
+                                  <w:t>后端工程师：欧阳一鸣 李</w:t>
+                                </w:r>
+                                <w:r>
+                                  <w:rPr>
+                                    <w:rFonts w:hint="eastAsia"/>
+                                    <w:sz w:val="28"/>
+                                    <w:szCs w:val="28"/>
+                                  </w:rPr>
+                                  <w:t>咏</w:t>
+                                </w:r>
+                                <w:r>
+                                  <w:rPr>
+                                    <w:rFonts w:hint="eastAsia"/>
+                                    <w:sz w:val="28"/>
+                                    <w:szCs w:val="28"/>
+                                  </w:rPr>
+                                  <w:t>蓁</w:t>
                                 </w:r>
                               </w:p>
                             </w:txbxContent>
@@ -467,8 +511,18 @@
                               <w:sz w:val="28"/>
                               <w:szCs w:val="28"/>
                             </w:rPr>
-                            <w:t>设计师：许鹭洋</w:t>
+                            <w:t>设计师：</w:t>
                           </w:r>
+                          <w:proofErr w:type="gramStart"/>
+                          <w:r>
+                            <w:rPr>
+                              <w:rFonts w:hint="eastAsia"/>
+                              <w:sz w:val="28"/>
+                              <w:szCs w:val="28"/>
+                            </w:rPr>
+                            <w:t>许鹭洋</w:t>
+                          </w:r>
+                          <w:proofErr w:type="gramEnd"/>
                         </w:p>
                         <w:p>
                           <w:pPr>
@@ -485,7 +539,25 @@
                               <w:sz w:val="28"/>
                               <w:szCs w:val="28"/>
                             </w:rPr>
-                            <w:t>前端工程师：张毅帆 郑晓好</w:t>
+                            <w:t>前端工程师：</w:t>
+                          </w:r>
+                          <w:proofErr w:type="gramStart"/>
+                          <w:r>
+                            <w:rPr>
+                              <w:rFonts w:hint="eastAsia"/>
+                              <w:sz w:val="28"/>
+                              <w:szCs w:val="28"/>
+                            </w:rPr>
+                            <w:t>张毅帆</w:t>
+                          </w:r>
+                          <w:proofErr w:type="gramEnd"/>
+                          <w:r>
+                            <w:rPr>
+                              <w:rFonts w:hint="eastAsia"/>
+                              <w:sz w:val="28"/>
+                              <w:szCs w:val="28"/>
+                            </w:rPr>
+                            <w:t xml:space="preserve"> 郑晓好</w:t>
                           </w:r>
                         </w:p>
                         <w:p>
@@ -521,7 +593,23 @@
                               <w:sz w:val="28"/>
                               <w:szCs w:val="28"/>
                             </w:rPr>
-                            <w:t>后端工程师：欧阳一鸣 李子蓁</w:t>
+                            <w:t>后端工程师：欧阳一鸣 李</w:t>
+                          </w:r>
+                          <w:r>
+                            <w:rPr>
+                              <w:rFonts w:hint="eastAsia"/>
+                              <w:sz w:val="28"/>
+                              <w:szCs w:val="28"/>
+                            </w:rPr>
+                            <w:t>咏</w:t>
+                          </w:r>
+                          <w:r>
+                            <w:rPr>
+                              <w:rFonts w:hint="eastAsia"/>
+                              <w:sz w:val="28"/>
+                              <w:szCs w:val="28"/>
+                            </w:rPr>
+                            <w:t>蓁</w:t>
                           </w:r>
                         </w:p>
                       </w:txbxContent>
@@ -599,6 +687,7 @@
                                     <w:szCs w:val="144"/>
                                   </w:rPr>
                                 </w:pPr>
+                                <w:proofErr w:type="gramStart"/>
                                 <w:r>
                                   <w:rPr>
                                     <w:rStyle w:val="10"/>
@@ -608,7 +697,19 @@
                                     <w:sz w:val="144"/>
                                     <w:szCs w:val="144"/>
                                   </w:rPr>
-                                  <w:t xml:space="preserve">创味机 </w:t>
+                                  <w:t>创味机</w:t>
+                                </w:r>
+                                <w:proofErr w:type="gramEnd"/>
+                                <w:r>
+                                  <w:rPr>
+                                    <w:rStyle w:val="10"/>
+                                    <w:rFonts w:asciiTheme="minorEastAsia" w:eastAsiaTheme="minorEastAsia" w:hAnsiTheme="minorEastAsia" w:hint="eastAsia"/>
+                                    <w:b/>
+                                    <w:bCs/>
+                                    <w:sz w:val="144"/>
+                                    <w:szCs w:val="144"/>
+                                  </w:rPr>
+                                  <w:t xml:space="preserve"> </w:t>
                                 </w:r>
                               </w:p>
                               <w:p>
@@ -662,6 +763,7 @@
                               <w:szCs w:val="144"/>
                             </w:rPr>
                           </w:pPr>
+                          <w:proofErr w:type="gramStart"/>
                           <w:r>
                             <w:rPr>
                               <w:rStyle w:val="10"/>
@@ -671,7 +773,19 @@
                               <w:sz w:val="144"/>
                               <w:szCs w:val="144"/>
                             </w:rPr>
-                            <w:t xml:space="preserve">创味机 </w:t>
+                            <w:t>创味机</w:t>
+                          </w:r>
+                          <w:proofErr w:type="gramEnd"/>
+                          <w:r>
+                            <w:rPr>
+                              <w:rStyle w:val="10"/>
+                              <w:rFonts w:asciiTheme="minorEastAsia" w:eastAsiaTheme="minorEastAsia" w:hAnsiTheme="minorEastAsia" w:hint="eastAsia"/>
+                              <w:b/>
+                              <w:bCs/>
+                              <w:sz w:val="144"/>
+                              <w:szCs w:val="144"/>
+                            </w:rPr>
+                            <w:t xml:space="preserve"> </w:t>
                           </w:r>
                         </w:p>
                         <w:p>
@@ -873,6 +987,7 @@
                                   </w:rPr>
                                   <w:t xml:space="preserve"> </w:t>
                                 </w:r>
+                                <w:proofErr w:type="gramStart"/>
                                 <w:r>
                                   <w:rPr>
                                     <w:rStyle w:val="10"/>
@@ -906,6 +1021,7 @@
                                   </w:rPr>
                                   <w:t>C</w:t>
                                 </w:r>
+                                <w:proofErr w:type="gramEnd"/>
                                 <w:r>
                                   <w:rPr>
                                     <w:rStyle w:val="10"/>
@@ -1188,6 +1304,7 @@
                             </w:rPr>
                             <w:t xml:space="preserve"> </w:t>
                           </w:r>
+                          <w:proofErr w:type="gramStart"/>
                           <w:r>
                             <w:rPr>
                               <w:rStyle w:val="10"/>
@@ -1221,6 +1338,7 @@
                             </w:rPr>
                             <w:t>C</w:t>
                           </w:r>
+                          <w:proofErr w:type="gramEnd"/>
                           <w:r>
                             <w:rPr>
                               <w:rStyle w:val="10"/>
@@ -1579,7 +1697,23 @@
           <w:rFonts w:ascii="宋体" w:eastAsia="宋体" w:hAnsi="宋体" w:hint="eastAsia"/>
           <w:sz w:val="24"/>
         </w:rPr>
-        <w:t>项目：创味机 市场需求文档</w:t>
+        <w:t>项目：</w:t>
+      </w:r>
+      <w:proofErr w:type="gramStart"/>
+      <w:r>
+        <w:rPr>
+          <w:rFonts w:ascii="宋体" w:eastAsia="宋体" w:hAnsi="宋体" w:hint="eastAsia"/>
+          <w:sz w:val="24"/>
+        </w:rPr>
+        <w:t>创味机</w:t>
+      </w:r>
+      <w:proofErr w:type="gramEnd"/>
+      <w:r>
+        <w:rPr>
+          <w:rFonts w:ascii="宋体" w:eastAsia="宋体" w:hAnsi="宋体" w:hint="eastAsia"/>
+          <w:sz w:val="24"/>
+        </w:rPr>
+        <w:t xml:space="preserve"> 市场需求文档</w:t>
       </w:r>
     </w:p>
     <w:p>
@@ -1878,6 +2012,119 @@
           </w:p>
         </w:tc>
       </w:tr>
+      <w:tr>
+        <w:tc>
+          <w:tcPr>
+            <w:tcW w:w="2074" w:type="dxa"/>
+          </w:tcPr>
+          <w:p>
+            <w:pPr>
+              <w:spacing w:line="360" w:lineRule="auto"/>
+              <w:jc w:val="center"/>
+              <w:rPr>
+                <w:rFonts w:ascii="宋体" w:eastAsia="宋体" w:hAnsi="宋体" w:hint="eastAsia"/>
+                <w:sz w:val="24"/>
+              </w:rPr>
+            </w:pPr>
+            <w:r>
+              <w:rPr>
+                <w:rFonts w:ascii="宋体" w:eastAsia="宋体" w:hAnsi="宋体" w:hint="eastAsia"/>
+                <w:sz w:val="24"/>
+              </w:rPr>
+              <w:t>V1.1.0</w:t>
+            </w:r>
+          </w:p>
+        </w:tc>
+        <w:tc>
+          <w:tcPr>
+            <w:tcW w:w="2074" w:type="dxa"/>
+          </w:tcPr>
+          <w:p>
+            <w:pPr>
+              <w:spacing w:line="360" w:lineRule="auto"/>
+              <w:jc w:val="center"/>
+              <w:rPr>
+                <w:rFonts w:ascii="宋体" w:eastAsia="宋体" w:hAnsi="宋体" w:hint="eastAsia"/>
+                <w:sz w:val="24"/>
+              </w:rPr>
+            </w:pPr>
+            <w:r>
+              <w:rPr>
+                <w:rFonts w:ascii="宋体" w:eastAsia="宋体" w:hAnsi="宋体" w:hint="eastAsia"/>
+                <w:sz w:val="24"/>
+              </w:rPr>
+              <w:t>顾晓其</w:t>
+            </w:r>
+          </w:p>
+        </w:tc>
+        <w:tc>
+          <w:tcPr>
+            <w:tcW w:w="2074" w:type="dxa"/>
+          </w:tcPr>
+          <w:p>
+            <w:pPr>
+              <w:spacing w:line="360" w:lineRule="auto"/>
+              <w:jc w:val="center"/>
+              <w:rPr>
+                <w:rFonts w:ascii="宋体" w:eastAsia="宋体" w:hAnsi="宋体" w:hint="eastAsia"/>
+                <w:sz w:val="24"/>
+              </w:rPr>
+            </w:pPr>
+            <w:r>
+              <w:rPr>
+                <w:rFonts w:ascii="宋体" w:eastAsia="宋体" w:hAnsi="宋体" w:hint="eastAsia"/>
+                <w:sz w:val="24"/>
+              </w:rPr>
+              <w:t>2026.3.22</w:t>
+            </w:r>
+          </w:p>
+        </w:tc>
+        <w:tc>
+          <w:tcPr>
+            <w:tcW w:w="2074" w:type="dxa"/>
+          </w:tcPr>
+          <w:p>
+            <w:pPr>
+              <w:spacing w:line="360" w:lineRule="auto"/>
+              <w:jc w:val="center"/>
+              <w:rPr>
+                <w:rFonts w:ascii="宋体" w:eastAsia="宋体" w:hAnsi="宋体" w:hint="eastAsia"/>
+                <w:sz w:val="24"/>
+              </w:rPr>
+            </w:pPr>
+            <w:r>
+              <w:rPr>
+                <w:rFonts w:ascii="宋体" w:eastAsia="宋体" w:hAnsi="宋体" w:hint="eastAsia"/>
+                <w:sz w:val="24"/>
+              </w:rPr>
+              <w:t>增加管理端、注册功能处修改为</w:t>
+            </w:r>
+            <w:proofErr w:type="gramStart"/>
+            <w:r>
+              <w:rPr>
+                <w:rFonts w:ascii="宋体" w:eastAsia="宋体" w:hAnsi="宋体" w:hint="eastAsia"/>
+                <w:sz w:val="24"/>
+              </w:rPr>
+              <w:t>微信账号</w:t>
+            </w:r>
+            <w:proofErr w:type="gramEnd"/>
+            <w:r>
+              <w:rPr>
+                <w:rFonts w:ascii="宋体" w:eastAsia="宋体" w:hAnsi="宋体" w:hint="eastAsia"/>
+                <w:sz w:val="24"/>
+              </w:rPr>
+              <w:t>绑定</w:t>
+            </w:r>
+            <w:r>
+              <w:rPr>
+                <w:rFonts w:ascii="宋体" w:eastAsia="宋体" w:hAnsi="宋体" w:hint="eastAsia"/>
+                <w:sz w:val="24"/>
+              </w:rPr>
+              <w:t>、更新产品架构图</w:t>
+            </w:r>
+          </w:p>
+        </w:tc>
+      </w:tr>
     </w:tbl>
     <w:p>
       <w:pPr>
@@ -2069,7 +2316,23 @@
           <w:rFonts w:ascii="宋体" w:eastAsia="宋体" w:hAnsi="宋体" w:hint="eastAsia"/>
           <w:sz w:val="24"/>
         </w:rPr>
-        <w:t>中国外卖市场发展迅速—人们对于“吃”有不可或缺的需求</w:t>
+        <w:t>中国外卖市场发展迅速</w:t>
+      </w:r>
+      <w:proofErr w:type="gramStart"/>
+      <w:r>
+        <w:rPr>
+          <w:rFonts w:ascii="宋体" w:eastAsia="宋体" w:hAnsi="宋体" w:hint="eastAsia"/>
+          <w:sz w:val="24"/>
+        </w:rPr>
+        <w:t>—人们</w:t>
+      </w:r>
+      <w:proofErr w:type="gramEnd"/>
+      <w:r>
+        <w:rPr>
+          <w:rFonts w:ascii="宋体" w:eastAsia="宋体" w:hAnsi="宋体" w:hint="eastAsia"/>
+          <w:sz w:val="24"/>
+        </w:rPr>
+        <w:t>对于“吃”有不可或缺的需求</w:t>
       </w:r>
     </w:p>
     <w:p>
@@ -2093,7 +2356,23 @@
           <w:rFonts w:ascii="宋体" w:eastAsia="宋体" w:hAnsi="宋体" w:hint="eastAsia"/>
           <w:sz w:val="24"/>
         </w:rPr>
-        <w:t>功能食品市场的稳步递升—人们对于饮食健康的逐渐重视</w:t>
+        <w:t>功能食品市场的稳步递升</w:t>
+      </w:r>
+      <w:proofErr w:type="gramStart"/>
+      <w:r>
+        <w:rPr>
+          <w:rFonts w:ascii="宋体" w:eastAsia="宋体" w:hAnsi="宋体" w:hint="eastAsia"/>
+          <w:sz w:val="24"/>
+        </w:rPr>
+        <w:t>—人们</w:t>
+      </w:r>
+      <w:proofErr w:type="gramEnd"/>
+      <w:r>
+        <w:rPr>
+          <w:rFonts w:ascii="宋体" w:eastAsia="宋体" w:hAnsi="宋体" w:hint="eastAsia"/>
+          <w:sz w:val="24"/>
+        </w:rPr>
+        <w:t>对于饮食健康的逐渐重视</w:t>
       </w:r>
     </w:p>
     <w:p>
@@ -2309,26 +2588,37 @@
           <w:bCs/>
           <w:sz w:val="24"/>
         </w:rPr>
-        <w:t>4.竞品分析</w:t>
-      </w:r>
-    </w:p>
-    <w:p>
-      <w:pPr>
-        <w:spacing w:line="360" w:lineRule="auto"/>
+        <w:t>4.</w:t>
+      </w:r>
+      <w:proofErr w:type="gramStart"/>
+      <w:r>
         <w:rPr>
           <w:rFonts w:ascii="宋体" w:eastAsia="宋体" w:hAnsi="宋体" w:hint="eastAsia"/>
           <w:b/>
           <w:bCs/>
           <w:sz w:val="24"/>
         </w:rPr>
-      </w:pPr>
-      <w:r>
+        <w:t>竞品分析</w:t>
+      </w:r>
+      <w:proofErr w:type="gramEnd"/>
+    </w:p>
+    <w:p>
+      <w:pPr>
+        <w:spacing w:line="360" w:lineRule="auto"/>
         <w:rPr>
           <w:rFonts w:ascii="宋体" w:eastAsia="宋体" w:hAnsi="宋体" w:hint="eastAsia"/>
           <w:b/>
           <w:bCs/>
           <w:sz w:val="24"/>
         </w:rPr>
+      </w:pPr>
+      <w:r>
+        <w:rPr>
+          <w:rFonts w:ascii="宋体" w:eastAsia="宋体" w:hAnsi="宋体" w:hint="eastAsia"/>
+          <w:b/>
+          <w:bCs/>
+          <w:sz w:val="24"/>
+        </w:rPr>
         <w:t>5.产品机会</w:t>
       </w:r>
     </w:p>
@@ -2386,7 +2676,7 @@
         <w:spacing w:line="360" w:lineRule="auto"/>
         <w:ind w:firstLine="480"/>
         <w:rPr>
-          <w:rFonts w:ascii="宋体" w:eastAsia="宋体" w:hAnsi="宋体"/>
+          <w:rFonts w:ascii="宋体" w:eastAsia="宋体" w:hAnsi="宋体" w:hint="eastAsia"/>
           <w:sz w:val="24"/>
         </w:rPr>
       </w:pPr>
@@ -2493,12 +2783,21 @@
           <w:sz w:val="24"/>
         </w:rPr>
       </w:pPr>
-      <w:r>
-        <w:rPr>
-          <w:rFonts w:ascii="宋体" w:eastAsia="宋体" w:hAnsi="宋体" w:hint="eastAsia"/>
-          <w:sz w:val="24"/>
-        </w:rPr>
-        <w:t>创味机（Flavor Creator</w:t>
+      <w:proofErr w:type="gramStart"/>
+      <w:r>
+        <w:rPr>
+          <w:rFonts w:ascii="宋体" w:eastAsia="宋体" w:hAnsi="宋体" w:hint="eastAsia"/>
+          <w:sz w:val="24"/>
+        </w:rPr>
+        <w:t>创味机</w:t>
+      </w:r>
+      <w:proofErr w:type="gramEnd"/>
+      <w:r>
+        <w:rPr>
+          <w:rFonts w:ascii="宋体" w:eastAsia="宋体" w:hAnsi="宋体" w:hint="eastAsia"/>
+          <w:sz w:val="24"/>
+        </w:rPr>
+        <w:t>（Flavor Creator</w:t>
       </w:r>
       <w:r>
         <w:rPr>
@@ -2543,14 +2842,46 @@
           <w:rFonts w:ascii="宋体" w:eastAsia="宋体" w:hAnsi="宋体" w:hint="eastAsia"/>
           <w:sz w:val="24"/>
         </w:rPr>
-        <w:t>我们针对目前市面上已有菜谱类app的缺陷进行修改设计，不同于传统的浏览为主的菜谱平台，本产品以食材驱动+AI赋能，方便用户</w:t>
-      </w:r>
-      <w:r>
-        <w:rPr>
-          <w:rFonts w:ascii="宋体" w:eastAsia="宋体" w:hAnsi="宋体" w:hint="eastAsia"/>
-          <w:sz w:val="24"/>
-        </w:rPr>
-        <w:t>更快找到合口味的菜谱，并为用户提供食材库管理食材。</w:t>
+        <w:t>我们针对目前市面上已有菜谱类app的缺陷进行修改设计，不同于传统的浏览为主的菜谱平台，本产品</w:t>
+      </w:r>
+      <w:proofErr w:type="gramStart"/>
+      <w:r>
+        <w:rPr>
+          <w:rFonts w:ascii="宋体" w:eastAsia="宋体" w:hAnsi="宋体" w:hint="eastAsia"/>
+          <w:sz w:val="24"/>
+        </w:rPr>
+        <w:t>以食材驱动</w:t>
+      </w:r>
+      <w:proofErr w:type="gramEnd"/>
+      <w:r>
+        <w:rPr>
+          <w:rFonts w:ascii="宋体" w:eastAsia="宋体" w:hAnsi="宋体" w:hint="eastAsia"/>
+          <w:sz w:val="24"/>
+        </w:rPr>
+        <w:t>+AI赋能，方便用户</w:t>
+      </w:r>
+      <w:r>
+        <w:rPr>
+          <w:rFonts w:ascii="宋体" w:eastAsia="宋体" w:hAnsi="宋体" w:hint="eastAsia"/>
+          <w:sz w:val="24"/>
+        </w:rPr>
+        <w:t>更快找到合口味的菜谱，并为用户提供</w:t>
+      </w:r>
+      <w:proofErr w:type="gramStart"/>
+      <w:r>
+        <w:rPr>
+          <w:rFonts w:ascii="宋体" w:eastAsia="宋体" w:hAnsi="宋体" w:hint="eastAsia"/>
+          <w:sz w:val="24"/>
+        </w:rPr>
+        <w:t>食材库</w:t>
+      </w:r>
+      <w:proofErr w:type="gramEnd"/>
+      <w:r>
+        <w:rPr>
+          <w:rFonts w:ascii="宋体" w:eastAsia="宋体" w:hAnsi="宋体" w:hint="eastAsia"/>
+          <w:sz w:val="24"/>
+        </w:rPr>
+        <w:t>管理食材。</w:t>
       </w:r>
     </w:p>
     <w:p>
@@ -2633,14 +2964,30 @@
           <w:rFonts w:ascii="宋体" w:eastAsia="宋体" w:hAnsi="宋体" w:hint="eastAsia"/>
           <w:sz w:val="24"/>
         </w:rPr>
-        <w:t>自制餐食、选择新鲜食材</w:t>
-      </w:r>
-      <w:r>
-        <w:rPr>
-          <w:rFonts w:ascii="宋体" w:eastAsia="宋体" w:hAnsi="宋体" w:hint="eastAsia"/>
-          <w:sz w:val="24"/>
-        </w:rPr>
-        <w:t>等等，这些都是人们从便捷式生活方式向健康式生活方式转变的体现。</w:t>
+        <w:t>自制餐食、选择</w:t>
+      </w:r>
+      <w:proofErr w:type="gramStart"/>
+      <w:r>
+        <w:rPr>
+          <w:rFonts w:ascii="宋体" w:eastAsia="宋体" w:hAnsi="宋体" w:hint="eastAsia"/>
+          <w:sz w:val="24"/>
+        </w:rPr>
+        <w:t>新鲜食材</w:t>
+      </w:r>
+      <w:r>
+        <w:rPr>
+          <w:rFonts w:ascii="宋体" w:eastAsia="宋体" w:hAnsi="宋体" w:hint="eastAsia"/>
+          <w:sz w:val="24"/>
+        </w:rPr>
+        <w:t>等等</w:t>
+      </w:r>
+      <w:proofErr w:type="gramEnd"/>
+      <w:r>
+        <w:rPr>
+          <w:rFonts w:ascii="宋体" w:eastAsia="宋体" w:hAnsi="宋体" w:hint="eastAsia"/>
+          <w:sz w:val="24"/>
+        </w:rPr>
+        <w:t>，这些都是人们从便捷式生活方式向健康式生活方式转变的体现。</w:t>
       </w:r>
     </w:p>
     <w:p>
@@ -2678,8 +3025,33 @@
           <w:rFonts w:ascii="宋体" w:eastAsia="宋体" w:hAnsi="宋体" w:hint="eastAsia"/>
           <w:sz w:val="24"/>
         </w:rPr>
-        <w:t>本文档从市场需求、用户需求、市场竞品以及产品概况四个大点进行分析，帮助了解市场概况、挖掘市场与用户的真实需求和用户痛点、分析竞品总结经验</w:t>
-      </w:r>
+        <w:t>本文档从市场需求、用户需求、</w:t>
+      </w:r>
+      <w:proofErr w:type="gramStart"/>
+      <w:r>
+        <w:rPr>
+          <w:rFonts w:ascii="宋体" w:eastAsia="宋体" w:hAnsi="宋体" w:hint="eastAsia"/>
+          <w:sz w:val="24"/>
+        </w:rPr>
+        <w:t>市场竞品以及</w:t>
+      </w:r>
+      <w:proofErr w:type="gramEnd"/>
+      <w:r>
+        <w:rPr>
+          <w:rFonts w:ascii="宋体" w:eastAsia="宋体" w:hAnsi="宋体" w:hint="eastAsia"/>
+          <w:sz w:val="24"/>
+        </w:rPr>
+        <w:t>产品概况四个大点进行分析，帮助了解市场概况、挖掘市场与用户的真实需求和用户痛点、</w:t>
+      </w:r>
+      <w:proofErr w:type="gramStart"/>
+      <w:r>
+        <w:rPr>
+          <w:rFonts w:ascii="宋体" w:eastAsia="宋体" w:hAnsi="宋体" w:hint="eastAsia"/>
+          <w:sz w:val="24"/>
+        </w:rPr>
+        <w:t>分析竞品总结经验</w:t>
+      </w:r>
+      <w:proofErr w:type="gramEnd"/>
       <w:r>
         <w:rPr>
           <w:rFonts w:ascii="宋体" w:eastAsia="宋体" w:hAnsi="宋体" w:hint="eastAsia"/>
@@ -3398,7 +3770,25 @@
           <w:sz w:val="13"/>
           <w:szCs w:val="13"/>
         </w:rPr>
-        <w:t>以上数据来自 中研网ChinalRN.COM</w:t>
+        <w:t>以上数据来自 中</w:t>
+      </w:r>
+      <w:proofErr w:type="gramStart"/>
+      <w:r>
+        <w:rPr>
+          <w:rFonts w:ascii="宋体" w:eastAsia="宋体" w:hAnsi="宋体" w:hint="eastAsia"/>
+          <w:sz w:val="13"/>
+          <w:szCs w:val="13"/>
+        </w:rPr>
+        <w:t>研</w:t>
+      </w:r>
+      <w:proofErr w:type="gramEnd"/>
+      <w:r>
+        <w:rPr>
+          <w:rFonts w:ascii="宋体" w:eastAsia="宋体" w:hAnsi="宋体" w:hint="eastAsia"/>
+          <w:sz w:val="13"/>
+          <w:szCs w:val="13"/>
+        </w:rPr>
+        <w:t>网ChinalRN.COM</w:t>
       </w:r>
     </w:p>
     <w:p>
@@ -4585,7 +4975,7 @@
         </w:rPr>
         <w:lastRenderedPageBreak/>
         <w:drawing>
-          <wp:anchor distT="0" distB="0" distL="114300" distR="114300" simplePos="0" relativeHeight="251696128" behindDoc="0" locked="0" layoutInCell="1" allowOverlap="1" wp14:anchorId="03E7762B" wp14:editId="3B3E0E86">
+          <wp:anchor distT="0" distB="0" distL="114300" distR="114300" simplePos="0" relativeHeight="251696128" behindDoc="0" locked="0" layoutInCell="1" allowOverlap="1" wp14:anchorId="03E7762B" wp14:editId="2D591688">
             <wp:simplePos x="0" y="0"/>
             <wp:positionH relativeFrom="margin">
               <wp:posOffset>-496814</wp:posOffset>
@@ -4713,7 +5103,23 @@
           <w:rFonts w:ascii="宋体" w:eastAsia="宋体" w:hAnsi="宋体" w:hint="eastAsia"/>
           <w:sz w:val="24"/>
         </w:rPr>
-        <w:t>”这么一个论点，从中我们可以得知，使用AI让其根据用户已有食材和口味偏好来生成新菜谱的方法具有一定的可行性。</w:t>
+        <w:t>”这么一个论点，从中我们可以得知，使用AI让其根据用户</w:t>
+      </w:r>
+      <w:proofErr w:type="gramStart"/>
+      <w:r>
+        <w:rPr>
+          <w:rFonts w:ascii="宋体" w:eastAsia="宋体" w:hAnsi="宋体" w:hint="eastAsia"/>
+          <w:sz w:val="24"/>
+        </w:rPr>
+        <w:t>已有食材和</w:t>
+      </w:r>
+      <w:proofErr w:type="gramEnd"/>
+      <w:r>
+        <w:rPr>
+          <w:rFonts w:ascii="宋体" w:eastAsia="宋体" w:hAnsi="宋体" w:hint="eastAsia"/>
+          <w:sz w:val="24"/>
+        </w:rPr>
+        <w:t>口味偏好来生成新菜谱的方法具有一定的可行性。</w:t>
       </w:r>
     </w:p>
     <w:p>
@@ -4974,7 +5380,23 @@
           <w:rFonts w:ascii="宋体" w:eastAsia="宋体" w:hAnsi="宋体" w:hint="eastAsia"/>
           <w:sz w:val="24"/>
         </w:rPr>
-        <w:t>，他们普遍缺乏做饭经验以及食材搭配的决策能力。</w:t>
+        <w:t>，他们普遍缺乏做饭经验</w:t>
+      </w:r>
+      <w:proofErr w:type="gramStart"/>
+      <w:r>
+        <w:rPr>
+          <w:rFonts w:ascii="宋体" w:eastAsia="宋体" w:hAnsi="宋体" w:hint="eastAsia"/>
+          <w:sz w:val="24"/>
+        </w:rPr>
+        <w:t>以及食材搭配</w:t>
+      </w:r>
+      <w:proofErr w:type="gramEnd"/>
+      <w:r>
+        <w:rPr>
+          <w:rFonts w:ascii="宋体" w:eastAsia="宋体" w:hAnsi="宋体" w:hint="eastAsia"/>
+          <w:sz w:val="24"/>
+        </w:rPr>
+        <w:t>的决策能力。</w:t>
       </w:r>
     </w:p>
     <w:p>
@@ -5358,7 +5780,39 @@
           <w:rFonts w:ascii="宋体" w:eastAsia="宋体" w:hAnsi="宋体" w:hint="eastAsia"/>
           <w:sz w:val="24"/>
         </w:rPr>
-        <w:t xml:space="preserve">  针对于本次填写问卷用户范围有限，绝大多数为女性用户，并且是大一学生，所以会有一定的局限性，最后得出的结论应综合考量。 </w:t>
+        <w:t xml:space="preserve">  针对于本次填写问卷用户范围有限，绝大多数为女性用户，并且是大</w:t>
+      </w:r>
+      <w:proofErr w:type="gramStart"/>
+      <w:r>
+        <w:rPr>
+          <w:rFonts w:ascii="宋体" w:eastAsia="宋体" w:hAnsi="宋体" w:hint="eastAsia"/>
+          <w:sz w:val="24"/>
+        </w:rPr>
+        <w:t>一</w:t>
+      </w:r>
+      <w:proofErr w:type="gramEnd"/>
+      <w:r>
+        <w:rPr>
+          <w:rFonts w:ascii="宋体" w:eastAsia="宋体" w:hAnsi="宋体" w:hint="eastAsia"/>
+          <w:sz w:val="24"/>
+        </w:rPr>
+        <w:t>学生，所以会有一定的局限性，最后得出的结论应综合</w:t>
+      </w:r>
+      <w:proofErr w:type="gramStart"/>
+      <w:r>
+        <w:rPr>
+          <w:rFonts w:ascii="宋体" w:eastAsia="宋体" w:hAnsi="宋体" w:hint="eastAsia"/>
+          <w:sz w:val="24"/>
+        </w:rPr>
+        <w:t>考量</w:t>
+      </w:r>
+      <w:proofErr w:type="gramEnd"/>
+      <w:r>
+        <w:rPr>
+          <w:rFonts w:ascii="宋体" w:eastAsia="宋体" w:hAnsi="宋体" w:hint="eastAsia"/>
+          <w:sz w:val="24"/>
+        </w:rPr>
+        <w:t xml:space="preserve">。 </w:t>
       </w:r>
     </w:p>
     <w:p>
@@ -5860,7 +6314,23 @@
           <w:rFonts w:ascii="宋体" w:eastAsia="宋体" w:hAnsi="宋体" w:hint="eastAsia"/>
           <w:sz w:val="24"/>
         </w:rPr>
-        <w:t>觉得做饭太麻烦，50.62%的用户不知道什么菜，40.74%的用户没时间做饭，由此可见，提供简单、容易上手的快手菜会更加符合用户需求，与此同时，需要给用户提供符合个人口味偏好的菜谱</w:t>
+        <w:t>觉得</w:t>
+      </w:r>
+      <w:proofErr w:type="gramStart"/>
+      <w:r>
+        <w:rPr>
+          <w:rFonts w:ascii="宋体" w:eastAsia="宋体" w:hAnsi="宋体" w:hint="eastAsia"/>
+          <w:sz w:val="24"/>
+        </w:rPr>
+        <w:t>做饭太</w:t>
+      </w:r>
+      <w:proofErr w:type="gramEnd"/>
+      <w:r>
+        <w:rPr>
+          <w:rFonts w:ascii="宋体" w:eastAsia="宋体" w:hAnsi="宋体" w:hint="eastAsia"/>
+          <w:sz w:val="24"/>
+        </w:rPr>
+        <w:t>麻烦，50.62%的用户不知道什么菜，40.74%的用户没时间做饭，由此可见，提供简单、容易上手的快手菜会更加符合用户需求，与此同时，需要给用户提供符合个人口味偏好的菜谱</w:t>
       </w:r>
     </w:p>
     <w:p>
@@ -5914,7 +6384,23 @@
           <w:rFonts w:ascii="宋体" w:eastAsia="宋体" w:hAnsi="宋体" w:hint="eastAsia"/>
           <w:sz w:val="24"/>
         </w:rPr>
-        <w:t>无法根据已有食材匹配合适菜谱</w:t>
+        <w:t>无法根据</w:t>
+      </w:r>
+      <w:proofErr w:type="gramStart"/>
+      <w:r>
+        <w:rPr>
+          <w:rFonts w:ascii="宋体" w:eastAsia="宋体" w:hAnsi="宋体" w:hint="eastAsia"/>
+          <w:sz w:val="24"/>
+        </w:rPr>
+        <w:t>已有食材匹配</w:t>
+      </w:r>
+      <w:proofErr w:type="gramEnd"/>
+      <w:r>
+        <w:rPr>
+          <w:rFonts w:ascii="宋体" w:eastAsia="宋体" w:hAnsi="宋体" w:hint="eastAsia"/>
+          <w:sz w:val="24"/>
+        </w:rPr>
+        <w:t>合适菜谱</w:t>
       </w:r>
     </w:p>
     <w:p>
@@ -5957,12 +6443,21 @@
           <w:sz w:val="24"/>
         </w:rPr>
       </w:pPr>
-      <w:r>
-        <w:rPr>
-          <w:rFonts w:ascii="宋体" w:eastAsia="宋体" w:hAnsi="宋体" w:hint="eastAsia"/>
-          <w:sz w:val="24"/>
-        </w:rPr>
-        <w:t>做饭太麻烦，希望简化步骤</w:t>
+      <w:proofErr w:type="gramStart"/>
+      <w:r>
+        <w:rPr>
+          <w:rFonts w:ascii="宋体" w:eastAsia="宋体" w:hAnsi="宋体" w:hint="eastAsia"/>
+          <w:sz w:val="24"/>
+        </w:rPr>
+        <w:t>做饭太</w:t>
+      </w:r>
+      <w:proofErr w:type="gramEnd"/>
+      <w:r>
+        <w:rPr>
+          <w:rFonts w:ascii="宋体" w:eastAsia="宋体" w:hAnsi="宋体" w:hint="eastAsia"/>
+          <w:sz w:val="24"/>
+        </w:rPr>
+        <w:t>麻烦，希望简化步骤</w:t>
       </w:r>
     </w:p>
     <w:p>
@@ -6014,7 +6509,23 @@
           <w:rFonts w:ascii="宋体" w:eastAsia="宋体" w:hAnsi="宋体" w:hint="eastAsia"/>
           <w:sz w:val="24"/>
         </w:rPr>
-        <w:t xml:space="preserve"> 2.根据已有食材推荐匹配度高的菜谱</w:t>
+        <w:t xml:space="preserve"> 2.根据</w:t>
+      </w:r>
+      <w:proofErr w:type="gramStart"/>
+      <w:r>
+        <w:rPr>
+          <w:rFonts w:ascii="宋体" w:eastAsia="宋体" w:hAnsi="宋体" w:hint="eastAsia"/>
+          <w:sz w:val="24"/>
+        </w:rPr>
+        <w:t>已有食材推荐</w:t>
+      </w:r>
+      <w:proofErr w:type="gramEnd"/>
+      <w:r>
+        <w:rPr>
+          <w:rFonts w:ascii="宋体" w:eastAsia="宋体" w:hAnsi="宋体" w:hint="eastAsia"/>
+          <w:sz w:val="24"/>
+        </w:rPr>
+        <w:t>匹配度高的菜谱</w:t>
       </w:r>
     </w:p>
     <w:p>
@@ -6251,7 +6762,23 @@
                 <w:rFonts w:ascii="宋体" w:eastAsia="宋体" w:hAnsi="宋体" w:hint="eastAsia"/>
                 <w:sz w:val="24"/>
               </w:rPr>
-              <w:t>大一学生</w:t>
+              <w:t>大</w:t>
+            </w:r>
+            <w:proofErr w:type="gramStart"/>
+            <w:r>
+              <w:rPr>
+                <w:rFonts w:ascii="宋体" w:eastAsia="宋体" w:hAnsi="宋体" w:hint="eastAsia"/>
+                <w:sz w:val="24"/>
+              </w:rPr>
+              <w:t>一</w:t>
+            </w:r>
+            <w:proofErr w:type="gramEnd"/>
+            <w:r>
+              <w:rPr>
+                <w:rFonts w:ascii="宋体" w:eastAsia="宋体" w:hAnsi="宋体" w:hint="eastAsia"/>
+                <w:sz w:val="24"/>
+              </w:rPr>
+              <w:t>学生</w:t>
             </w:r>
           </w:p>
         </w:tc>
@@ -6302,7 +6829,23 @@
                 <w:rFonts w:ascii="宋体" w:eastAsia="宋体" w:hAnsi="宋体" w:hint="eastAsia"/>
                 <w:sz w:val="24"/>
               </w:rPr>
-              <w:t>平时点外卖和吃食堂为主，偶尔尝试做饭，对做饭有一定兴趣，但缺乏经验，容易做失败而放弃</w:t>
+              <w:t>平时点外卖和吃食堂为主，偶尔尝试做饭，对做饭有一定兴趣，但缺乏经验，容易</w:t>
+            </w:r>
+            <w:proofErr w:type="gramStart"/>
+            <w:r>
+              <w:rPr>
+                <w:rFonts w:ascii="宋体" w:eastAsia="宋体" w:hAnsi="宋体" w:hint="eastAsia"/>
+                <w:sz w:val="24"/>
+              </w:rPr>
+              <w:t>做失败</w:t>
+            </w:r>
+            <w:proofErr w:type="gramEnd"/>
+            <w:r>
+              <w:rPr>
+                <w:rFonts w:ascii="宋体" w:eastAsia="宋体" w:hAnsi="宋体" w:hint="eastAsia"/>
+                <w:sz w:val="24"/>
+              </w:rPr>
+              <w:t>而放弃</w:t>
             </w:r>
           </w:p>
         </w:tc>
@@ -6540,7 +7083,23 @@
                 <w:rFonts w:ascii="宋体" w:eastAsia="宋体" w:hAnsi="宋体" w:hint="eastAsia"/>
                 <w:sz w:val="24"/>
               </w:rPr>
-              <w:t>为吃什么提供建议</w:t>
+              <w:t>为吃</w:t>
+            </w:r>
+            <w:proofErr w:type="gramStart"/>
+            <w:r>
+              <w:rPr>
+                <w:rFonts w:ascii="宋体" w:eastAsia="宋体" w:hAnsi="宋体" w:hint="eastAsia"/>
+                <w:sz w:val="24"/>
+              </w:rPr>
+              <w:t>什么提供</w:t>
+            </w:r>
+            <w:proofErr w:type="gramEnd"/>
+            <w:r>
+              <w:rPr>
+                <w:rFonts w:ascii="宋体" w:eastAsia="宋体" w:hAnsi="宋体" w:hint="eastAsia"/>
+                <w:sz w:val="24"/>
+              </w:rPr>
+              <w:t>建议</w:t>
             </w:r>
           </w:p>
         </w:tc>
@@ -6972,7 +7531,23 @@
                 <w:rFonts w:ascii="宋体" w:eastAsia="宋体" w:hAnsi="宋体" w:hint="eastAsia"/>
                 <w:sz w:val="24"/>
               </w:rPr>
-              <w:t>想要自己做饭省钱，也吃得比较健康，但是不知道健身减脂怎么吃，煮的菜有多少卡路里不会计算</w:t>
+              <w:t>想要自己做饭省钱，也吃得比较健康，但是不知道健身减</w:t>
+            </w:r>
+            <w:proofErr w:type="gramStart"/>
+            <w:r>
+              <w:rPr>
+                <w:rFonts w:ascii="宋体" w:eastAsia="宋体" w:hAnsi="宋体" w:hint="eastAsia"/>
+                <w:sz w:val="24"/>
+              </w:rPr>
+              <w:t>脂怎么</w:t>
+            </w:r>
+            <w:proofErr w:type="gramEnd"/>
+            <w:r>
+              <w:rPr>
+                <w:rFonts w:ascii="宋体" w:eastAsia="宋体" w:hAnsi="宋体" w:hint="eastAsia"/>
+                <w:sz w:val="24"/>
+              </w:rPr>
+              <w:t>吃，煮的菜有多少卡路里不会计算</w:t>
             </w:r>
           </w:p>
         </w:tc>
@@ -7023,7 +7598,23 @@
                 <w:rFonts w:ascii="宋体" w:eastAsia="宋体" w:hAnsi="宋体" w:hint="eastAsia"/>
                 <w:sz w:val="24"/>
               </w:rPr>
-              <w:t>减脂不会搭配</w:t>
+              <w:t>减</w:t>
+            </w:r>
+            <w:proofErr w:type="gramStart"/>
+            <w:r>
+              <w:rPr>
+                <w:rFonts w:ascii="宋体" w:eastAsia="宋体" w:hAnsi="宋体" w:hint="eastAsia"/>
+                <w:sz w:val="24"/>
+              </w:rPr>
+              <w:t>脂不会</w:t>
+            </w:r>
+            <w:proofErr w:type="gramEnd"/>
+            <w:r>
+              <w:rPr>
+                <w:rFonts w:ascii="宋体" w:eastAsia="宋体" w:hAnsi="宋体" w:hint="eastAsia"/>
+                <w:sz w:val="24"/>
+              </w:rPr>
+              <w:t>搭配</w:t>
             </w:r>
             <w:r>
               <w:rPr>
@@ -7149,7 +7740,23 @@
                 <w:rFonts w:ascii="宋体" w:eastAsia="宋体" w:hAnsi="宋体" w:hint="eastAsia"/>
                 <w:sz w:val="24"/>
               </w:rPr>
-              <w:t>快速便捷计算出食物的卡路里</w:t>
+              <w:t>快速便捷计算</w:t>
+            </w:r>
+            <w:proofErr w:type="gramStart"/>
+            <w:r>
+              <w:rPr>
+                <w:rFonts w:ascii="宋体" w:eastAsia="宋体" w:hAnsi="宋体" w:hint="eastAsia"/>
+                <w:sz w:val="24"/>
+              </w:rPr>
+              <w:t>出食物</w:t>
+            </w:r>
+            <w:proofErr w:type="gramEnd"/>
+            <w:r>
+              <w:rPr>
+                <w:rFonts w:ascii="宋体" w:eastAsia="宋体" w:hAnsi="宋体" w:hint="eastAsia"/>
+                <w:sz w:val="24"/>
+              </w:rPr>
+              <w:t>的卡路里</w:t>
             </w:r>
           </w:p>
         </w:tc>
@@ -7200,7 +7807,23 @@
                 <w:rFonts w:ascii="宋体" w:eastAsia="宋体" w:hAnsi="宋体" w:hint="eastAsia"/>
                 <w:sz w:val="24"/>
               </w:rPr>
-              <w:t>减脂需求且省钱而选择自己做饭</w:t>
+              <w:t>减</w:t>
+            </w:r>
+            <w:proofErr w:type="gramStart"/>
+            <w:r>
+              <w:rPr>
+                <w:rFonts w:ascii="宋体" w:eastAsia="宋体" w:hAnsi="宋体" w:hint="eastAsia"/>
+                <w:sz w:val="24"/>
+              </w:rPr>
+              <w:t>脂需求</w:t>
+            </w:r>
+            <w:proofErr w:type="gramEnd"/>
+            <w:r>
+              <w:rPr>
+                <w:rFonts w:ascii="宋体" w:eastAsia="宋体" w:hAnsi="宋体" w:hint="eastAsia"/>
+                <w:sz w:val="24"/>
+              </w:rPr>
+              <w:t>且省钱而选择自己做饭</w:t>
             </w:r>
           </w:p>
         </w:tc>
@@ -7252,7 +7875,23 @@
                 <w:rFonts w:ascii="宋体" w:eastAsia="宋体" w:hAnsi="宋体" w:hint="eastAsia"/>
                 <w:sz w:val="24"/>
               </w:rPr>
-              <w:t>根据用户减脂需求筛选并推荐热量低菜谱，必要时可以为用户估算食物热量，利用AI为用户设计减脂菜谱</w:t>
+              <w:t>根据用户减</w:t>
+            </w:r>
+            <w:proofErr w:type="gramStart"/>
+            <w:r>
+              <w:rPr>
+                <w:rFonts w:ascii="宋体" w:eastAsia="宋体" w:hAnsi="宋体" w:hint="eastAsia"/>
+                <w:sz w:val="24"/>
+              </w:rPr>
+              <w:t>脂需求</w:t>
+            </w:r>
+            <w:proofErr w:type="gramEnd"/>
+            <w:r>
+              <w:rPr>
+                <w:rFonts w:ascii="宋体" w:eastAsia="宋体" w:hAnsi="宋体" w:hint="eastAsia"/>
+                <w:sz w:val="24"/>
+              </w:rPr>
+              <w:t>筛选并推荐热量低菜谱，必要时可以为用户估算食物热量，利用AI为用户设计减脂菜谱</w:t>
             </w:r>
           </w:p>
         </w:tc>
@@ -7315,7 +7954,27 @@
           <w:bCs/>
           <w:sz w:val="24"/>
         </w:rPr>
-        <w:t>新手用户（最核心）：几乎不会做饭，需要详细指导（核心目标用户）</w:t>
+        <w:t>新手用户（</w:t>
+      </w:r>
+      <w:proofErr w:type="gramStart"/>
+      <w:r>
+        <w:rPr>
+          <w:rFonts w:ascii="宋体" w:eastAsia="宋体" w:hAnsi="宋体" w:hint="eastAsia"/>
+          <w:b/>
+          <w:bCs/>
+          <w:sz w:val="24"/>
+        </w:rPr>
+        <w:t>最</w:t>
+      </w:r>
+      <w:proofErr w:type="gramEnd"/>
+      <w:r>
+        <w:rPr>
+          <w:rFonts w:ascii="宋体" w:eastAsia="宋体" w:hAnsi="宋体" w:hint="eastAsia"/>
+          <w:b/>
+          <w:bCs/>
+          <w:sz w:val="24"/>
+        </w:rPr>
+        <w:t>核心）：几乎不会做饭，需要详细指导（核心目标用户）</w:t>
       </w:r>
     </w:p>
     <w:p>
@@ -7450,28 +8109,31 @@
           <w:sz w:val="32"/>
           <w:szCs w:val="32"/>
         </w:rPr>
-        <w:t>4.竞品分析</w:t>
-      </w:r>
-    </w:p>
-    <w:p>
-      <w:pPr>
-        <w:widowControl/>
-        <w:rPr>
-          <w:rFonts w:ascii="宋体" w:eastAsia="宋体" w:hAnsi="宋体"/>
+        <w:t>4.</w:t>
+      </w:r>
+      <w:proofErr w:type="gramStart"/>
+      <w:r>
+        <w:rPr>
+          <w:rFonts w:ascii="宋体" w:eastAsia="宋体" w:hAnsi="宋体" w:hint="eastAsia"/>
           <w:b/>
           <w:bCs/>
-          <w:sz w:val="24"/>
-        </w:rPr>
-      </w:pPr>
-      <w:r>
+          <w:sz w:val="32"/>
+          <w:szCs w:val="32"/>
+        </w:rPr>
+        <w:t>竞品分析</w:t>
+      </w:r>
+      <w:proofErr w:type="gramEnd"/>
+    </w:p>
+    <w:p>
+      <w:pPr>
+        <w:widowControl/>
         <w:rPr>
           <w:rFonts w:ascii="宋体" w:eastAsia="宋体" w:hAnsi="宋体" w:hint="eastAsia"/>
           <w:b/>
           <w:bCs/>
           <w:sz w:val="24"/>
         </w:rPr>
-        <w:t xml:space="preserve"> </w:t>
-      </w:r>
+      </w:pPr>
       <w:r>
         <w:rPr>
           <w:rFonts w:ascii="宋体" w:eastAsia="宋体" w:hAnsi="宋体" w:hint="eastAsia"/>
@@ -7497,7 +8159,7 @@
           <w:bCs/>
           <w:sz w:val="24"/>
         </w:rPr>
-        <w:t xml:space="preserve">4.1 </w:t>
+        <w:t xml:space="preserve"> </w:t>
       </w:r>
       <w:r>
         <w:rPr>
@@ -7506,14 +8168,25 @@
           <w:bCs/>
           <w:sz w:val="24"/>
         </w:rPr>
+        <w:t xml:space="preserve">4.1 </w:t>
+      </w:r>
+      <w:proofErr w:type="gramStart"/>
+      <w:r>
+        <w:rPr>
+          <w:rFonts w:ascii="宋体" w:eastAsia="宋体" w:hAnsi="宋体" w:hint="eastAsia"/>
+          <w:b/>
+          <w:bCs/>
+          <w:sz w:val="24"/>
+        </w:rPr>
         <w:t>竞品选择</w:t>
       </w:r>
+      <w:proofErr w:type="gramEnd"/>
     </w:p>
     <w:p>
       <w:pPr>
         <w:widowControl/>
         <w:rPr>
-          <w:rFonts w:ascii="宋体" w:eastAsia="宋体" w:hAnsi="宋体"/>
+          <w:rFonts w:ascii="宋体" w:eastAsia="宋体" w:hAnsi="宋体" w:hint="eastAsia"/>
           <w:sz w:val="24"/>
         </w:rPr>
       </w:pPr>
@@ -7529,14 +8202,30 @@
           <w:rFonts w:ascii="宋体" w:eastAsia="宋体" w:hAnsi="宋体" w:hint="eastAsia"/>
           <w:sz w:val="24"/>
         </w:rPr>
-        <w:t>厨房计划书、豆果美食、菜谱大全</w:t>
+        <w:t>厨房计划书、</w:t>
+      </w:r>
+      <w:proofErr w:type="gramStart"/>
+      <w:r>
+        <w:rPr>
+          <w:rFonts w:ascii="宋体" w:eastAsia="宋体" w:hAnsi="宋体" w:hint="eastAsia"/>
+          <w:sz w:val="24"/>
+        </w:rPr>
+        <w:t>豆果美食</w:t>
+      </w:r>
+      <w:proofErr w:type="gramEnd"/>
+      <w:r>
+        <w:rPr>
+          <w:rFonts w:ascii="宋体" w:eastAsia="宋体" w:hAnsi="宋体" w:hint="eastAsia"/>
+          <w:sz w:val="24"/>
+        </w:rPr>
+        <w:t>、菜谱大全</w:t>
       </w:r>
     </w:p>
     <w:p>
       <w:pPr>
         <w:widowControl/>
         <w:rPr>
-          <w:rFonts w:ascii="宋体" w:eastAsia="宋体" w:hAnsi="宋体"/>
+          <w:rFonts w:ascii="宋体" w:eastAsia="宋体" w:hAnsi="宋体" w:hint="eastAsia"/>
           <w:sz w:val="24"/>
         </w:rPr>
       </w:pPr>
@@ -7566,7 +8255,7 @@
       <w:pPr>
         <w:widowControl/>
         <w:rPr>
-          <w:rFonts w:ascii="宋体" w:eastAsia="宋体" w:hAnsi="宋体"/>
+          <w:rFonts w:ascii="宋体" w:eastAsia="宋体" w:hAnsi="宋体" w:hint="eastAsia"/>
           <w:sz w:val="24"/>
         </w:rPr>
       </w:pPr>
@@ -7577,29 +8266,47 @@
         </w:rPr>
         <w:t>潜在竞品：</w:t>
       </w:r>
-      <w:r>
-        <w:rPr>
-          <w:rFonts w:ascii="宋体" w:eastAsia="宋体" w:hAnsi="宋体" w:hint="eastAsia"/>
-          <w:sz w:val="24"/>
-        </w:rPr>
-        <w:t>淘宝闪购、美团</w:t>
+      <w:proofErr w:type="gramStart"/>
+      <w:r>
+        <w:rPr>
+          <w:rFonts w:ascii="宋体" w:eastAsia="宋体" w:hAnsi="宋体" w:hint="eastAsia"/>
+          <w:sz w:val="24"/>
+        </w:rPr>
+        <w:t>淘宝闪购</w:t>
+      </w:r>
+      <w:proofErr w:type="gramEnd"/>
+      <w:r>
+        <w:rPr>
+          <w:rFonts w:ascii="宋体" w:eastAsia="宋体" w:hAnsi="宋体" w:hint="eastAsia"/>
+          <w:sz w:val="24"/>
+        </w:rPr>
+        <w:t>、美团</w:t>
       </w:r>
     </w:p>
     <w:p>
       <w:pPr>
         <w:widowControl/>
         <w:rPr>
-          <w:rFonts w:ascii="宋体" w:eastAsia="宋体" w:hAnsi="宋体"/>
-          <w:sz w:val="24"/>
-        </w:rPr>
-      </w:pPr>
-      <w:r>
-        <w:rPr>
-          <w:rFonts w:ascii="宋体" w:eastAsia="宋体" w:hAnsi="宋体" w:hint="eastAsia"/>
-          <w:sz w:val="24"/>
-        </w:rPr>
-        <w:t>本次竞品分析</w:t>
-      </w:r>
+          <w:rFonts w:ascii="宋体" w:eastAsia="宋体" w:hAnsi="宋体" w:hint="eastAsia"/>
+          <w:sz w:val="24"/>
+        </w:rPr>
+      </w:pPr>
+      <w:r>
+        <w:rPr>
+          <w:rFonts w:ascii="宋体" w:eastAsia="宋体" w:hAnsi="宋体" w:hint="eastAsia"/>
+          <w:sz w:val="24"/>
+        </w:rPr>
+        <w:t>本次</w:t>
+      </w:r>
+      <w:proofErr w:type="gramStart"/>
+      <w:r>
+        <w:rPr>
+          <w:rFonts w:ascii="宋体" w:eastAsia="宋体" w:hAnsi="宋体" w:hint="eastAsia"/>
+          <w:sz w:val="24"/>
+        </w:rPr>
+        <w:t>竞品分析</w:t>
+      </w:r>
+      <w:proofErr w:type="gramEnd"/>
       <w:r>
         <w:rPr>
           <w:rFonts w:ascii="宋体" w:eastAsia="宋体" w:hAnsi="宋体" w:hint="eastAsia"/>
@@ -7613,7 +8320,7 @@
         <w:widowControl/>
         <w:ind w:firstLineChars="100" w:firstLine="240"/>
         <w:rPr>
-          <w:rFonts w:ascii="宋体" w:eastAsia="宋体" w:hAnsi="宋体"/>
+          <w:rFonts w:ascii="宋体" w:eastAsia="宋体" w:hAnsi="宋体" w:hint="eastAsia"/>
           <w:b/>
           <w:bCs/>
           <w:sz w:val="24"/>
@@ -7633,14 +8340,34 @@
           <w:bCs/>
           <w:sz w:val="24"/>
         </w:rPr>
-        <w:t>4.2 竞品分析目的</w:t>
+        <w:t xml:space="preserve">4.2 </w:t>
+      </w:r>
+      <w:proofErr w:type="gramStart"/>
+      <w:r>
+        <w:rPr>
+          <w:rFonts w:ascii="宋体" w:eastAsia="宋体" w:hAnsi="宋体" w:hint="eastAsia"/>
+          <w:b/>
+          <w:bCs/>
+          <w:sz w:val="24"/>
+        </w:rPr>
+        <w:t>竞品分析</w:t>
+      </w:r>
+      <w:proofErr w:type="gramEnd"/>
+      <w:r>
+        <w:rPr>
+          <w:rFonts w:ascii="宋体" w:eastAsia="宋体" w:hAnsi="宋体" w:hint="eastAsia"/>
+          <w:b/>
+          <w:bCs/>
+          <w:sz w:val="24"/>
+        </w:rPr>
+        <w:t>目的</w:t>
       </w:r>
     </w:p>
     <w:p>
       <w:pPr>
         <w:widowControl/>
         <w:rPr>
-          <w:rFonts w:ascii="宋体" w:eastAsia="宋体" w:hAnsi="宋体"/>
+          <w:rFonts w:ascii="宋体" w:eastAsia="宋体" w:hAnsi="宋体" w:hint="eastAsia"/>
           <w:sz w:val="24"/>
         </w:rPr>
       </w:pPr>
@@ -7652,6 +8379,7 @@
         <w:t xml:space="preserve">  了解</w:t>
       </w:r>
       <w:bookmarkStart w:id="6" w:name="OLE_LINK8"/>
+      <w:proofErr w:type="gramStart"/>
       <w:r>
         <w:rPr>
           <w:rFonts w:ascii="宋体" w:eastAsia="宋体" w:hAnsi="宋体" w:hint="eastAsia"/>
@@ -7665,14 +8393,38 @@
           <w:rFonts w:ascii="宋体" w:eastAsia="宋体" w:hAnsi="宋体" w:hint="eastAsia"/>
           <w:sz w:val="24"/>
         </w:rPr>
-        <w:t>品优势和缺点</w:t>
-      </w:r>
-      <w:r>
-        <w:rPr>
-          <w:rFonts w:ascii="宋体" w:eastAsia="宋体" w:hAnsi="宋体" w:hint="eastAsia"/>
-          <w:sz w:val="24"/>
-        </w:rPr>
-        <w:t>，对竞品优势进行吸收借鉴，缺点进行改进优化，并与市场上同类产品做出差异化</w:t>
+        <w:t>品优势</w:t>
+      </w:r>
+      <w:proofErr w:type="gramEnd"/>
+      <w:r>
+        <w:rPr>
+          <w:rFonts w:ascii="宋体" w:eastAsia="宋体" w:hAnsi="宋体" w:hint="eastAsia"/>
+          <w:sz w:val="24"/>
+        </w:rPr>
+        <w:t>和缺点</w:t>
+      </w:r>
+      <w:r>
+        <w:rPr>
+          <w:rFonts w:ascii="宋体" w:eastAsia="宋体" w:hAnsi="宋体" w:hint="eastAsia"/>
+          <w:sz w:val="24"/>
+        </w:rPr>
+        <w:t>，对</w:t>
+      </w:r>
+      <w:proofErr w:type="gramStart"/>
+      <w:r>
+        <w:rPr>
+          <w:rFonts w:ascii="宋体" w:eastAsia="宋体" w:hAnsi="宋体" w:hint="eastAsia"/>
+          <w:sz w:val="24"/>
+        </w:rPr>
+        <w:t>竞品优势</w:t>
+      </w:r>
+      <w:proofErr w:type="gramEnd"/>
+      <w:r>
+        <w:rPr>
+          <w:rFonts w:ascii="宋体" w:eastAsia="宋体" w:hAnsi="宋体" w:hint="eastAsia"/>
+          <w:sz w:val="24"/>
+        </w:rPr>
+        <w:t>进行吸收借鉴，缺点进行改进优化，并与市场上同类产品做出差异化</w:t>
       </w:r>
     </w:p>
     <w:p>
@@ -7680,7 +8432,7 @@
         <w:widowControl/>
         <w:ind w:firstLineChars="200" w:firstLine="482"/>
         <w:rPr>
-          <w:rFonts w:ascii="宋体" w:eastAsia="宋体" w:hAnsi="宋体"/>
+          <w:rFonts w:ascii="宋体" w:eastAsia="宋体" w:hAnsi="宋体" w:hint="eastAsia"/>
           <w:b/>
           <w:bCs/>
           <w:sz w:val="24"/>
@@ -7701,11 +8453,14 @@
         <w:widowControl/>
         <w:ind w:firstLineChars="100" w:firstLine="220"/>
         <w:rPr>
-          <w:rFonts w:ascii="宋体" w:eastAsia="宋体" w:hAnsi="宋体"/>
-          <w:sz w:val="24"/>
-        </w:rPr>
-      </w:pPr>
-      <w:r>
+          <w:rFonts w:ascii="宋体" w:eastAsia="宋体" w:hAnsi="宋体" w:hint="eastAsia"/>
+          <w:sz w:val="24"/>
+        </w:rPr>
+      </w:pPr>
+      <w:r>
+        <w:rPr>
+          <w:noProof/>
+        </w:rPr>
         <w:drawing>
           <wp:anchor distT="0" distB="0" distL="114300" distR="114300" simplePos="0" relativeHeight="251705344" behindDoc="0" locked="0" layoutInCell="1" allowOverlap="1" wp14:anchorId="2E6CAF46" wp14:editId="2E30929F">
             <wp:simplePos x="0" y="0"/>
@@ -8027,7 +8782,7 @@
             <w:pPr>
               <w:widowControl/>
               <w:rPr>
-                <w:rFonts w:ascii="宋体" w:eastAsia="宋体" w:hAnsi="宋体"/>
+                <w:rFonts w:ascii="宋体" w:eastAsia="宋体" w:hAnsi="宋体" w:hint="eastAsia"/>
                 <w:sz w:val="24"/>
               </w:rPr>
             </w:pPr>
@@ -8043,7 +8798,7 @@
             <w:pPr>
               <w:widowControl/>
               <w:rPr>
-                <w:rFonts w:ascii="宋体" w:eastAsia="宋体" w:hAnsi="宋体"/>
+                <w:rFonts w:ascii="宋体" w:eastAsia="宋体" w:hAnsi="宋体" w:hint="eastAsia"/>
                 <w:sz w:val="24"/>
               </w:rPr>
             </w:pPr>
@@ -8059,7 +8814,7 @@
             <w:pPr>
               <w:widowControl/>
               <w:rPr>
-                <w:rFonts w:ascii="宋体" w:eastAsia="宋体" w:hAnsi="宋体"/>
+                <w:rFonts w:ascii="宋体" w:eastAsia="宋体" w:hAnsi="宋体" w:hint="eastAsia"/>
                 <w:sz w:val="24"/>
               </w:rPr>
             </w:pPr>
@@ -8125,7 +8880,7 @@
             <w:pPr>
               <w:widowControl/>
               <w:rPr>
-                <w:rFonts w:ascii="宋体" w:eastAsia="宋体" w:hAnsi="宋体"/>
+                <w:rFonts w:ascii="宋体" w:eastAsia="宋体" w:hAnsi="宋体" w:hint="eastAsia"/>
                 <w:sz w:val="24"/>
               </w:rPr>
             </w:pPr>
@@ -8241,7 +8996,7 @@
             <w:pPr>
               <w:widowControl/>
               <w:rPr>
-                <w:rFonts w:ascii="宋体" w:eastAsia="宋体" w:hAnsi="宋体"/>
+                <w:rFonts w:ascii="宋体" w:eastAsia="宋体" w:hAnsi="宋体" w:hint="eastAsia"/>
                 <w:sz w:val="24"/>
               </w:rPr>
             </w:pPr>
@@ -8277,7 +9032,7 @@
         <w:widowControl/>
         <w:ind w:firstLineChars="100" w:firstLine="240"/>
         <w:rPr>
-          <w:rFonts w:ascii="宋体" w:eastAsia="宋体" w:hAnsi="宋体"/>
+          <w:rFonts w:ascii="宋体" w:eastAsia="宋体" w:hAnsi="宋体" w:hint="eastAsia"/>
           <w:sz w:val="24"/>
         </w:rPr>
       </w:pPr>
@@ -8294,7 +9049,7 @@
         <w:widowControl/>
         <w:ind w:firstLineChars="100" w:firstLine="240"/>
         <w:rPr>
-          <w:rFonts w:ascii="宋体" w:eastAsia="宋体" w:hAnsi="宋体"/>
+          <w:rFonts w:ascii="宋体" w:eastAsia="宋体" w:hAnsi="宋体" w:hint="eastAsia"/>
           <w:sz w:val="24"/>
         </w:rPr>
       </w:pPr>
@@ -8304,7 +9059,7 @@
         <w:widowControl/>
         <w:ind w:firstLineChars="100" w:firstLine="240"/>
         <w:rPr>
-          <w:rFonts w:ascii="宋体" w:eastAsia="宋体" w:hAnsi="宋体"/>
+          <w:rFonts w:ascii="宋体" w:eastAsia="宋体" w:hAnsi="宋体" w:hint="eastAsia"/>
           <w:sz w:val="24"/>
         </w:rPr>
       </w:pPr>
@@ -8314,7 +9069,7 @@
         <w:widowControl/>
         <w:ind w:firstLineChars="100" w:firstLine="240"/>
         <w:rPr>
-          <w:rFonts w:ascii="宋体" w:eastAsia="宋体" w:hAnsi="宋体"/>
+          <w:rFonts w:ascii="宋体" w:eastAsia="宋体" w:hAnsi="宋体" w:hint="eastAsia"/>
           <w:sz w:val="24"/>
         </w:rPr>
       </w:pPr>
@@ -8324,7 +9079,7 @@
         <w:widowControl/>
         <w:ind w:firstLineChars="100" w:firstLine="240"/>
         <w:rPr>
-          <w:rFonts w:ascii="宋体" w:eastAsia="宋体" w:hAnsi="宋体"/>
+          <w:rFonts w:ascii="宋体" w:eastAsia="宋体" w:hAnsi="宋体" w:hint="eastAsia"/>
           <w:sz w:val="24"/>
         </w:rPr>
       </w:pPr>
@@ -8334,7 +9089,7 @@
         <w:widowControl/>
         <w:ind w:firstLineChars="100" w:firstLine="240"/>
         <w:rPr>
-          <w:rFonts w:ascii="宋体" w:eastAsia="宋体" w:hAnsi="宋体"/>
+          <w:rFonts w:ascii="宋体" w:eastAsia="宋体" w:hAnsi="宋体" w:hint="eastAsia"/>
           <w:sz w:val="24"/>
         </w:rPr>
       </w:pPr>
@@ -8344,7 +9099,7 @@
         <w:widowControl/>
         <w:ind w:firstLineChars="100" w:firstLine="240"/>
         <w:rPr>
-          <w:rFonts w:ascii="宋体" w:eastAsia="宋体" w:hAnsi="宋体"/>
+          <w:rFonts w:ascii="宋体" w:eastAsia="宋体" w:hAnsi="宋体" w:hint="eastAsia"/>
           <w:sz w:val="24"/>
         </w:rPr>
       </w:pPr>
@@ -8354,7 +9109,7 @@
         <w:widowControl/>
         <w:ind w:firstLineChars="100" w:firstLine="241"/>
         <w:rPr>
-          <w:rFonts w:ascii="宋体" w:eastAsia="宋体" w:hAnsi="宋体"/>
+          <w:rFonts w:ascii="宋体" w:eastAsia="宋体" w:hAnsi="宋体" w:hint="eastAsia"/>
           <w:b/>
           <w:bCs/>
           <w:sz w:val="24"/>
@@ -8636,7 +9391,7 @@
             <w:pPr>
               <w:widowControl/>
               <w:rPr>
-                <w:rFonts w:ascii="宋体" w:eastAsia="宋体" w:hAnsi="宋体"/>
+                <w:rFonts w:ascii="宋体" w:eastAsia="宋体" w:hAnsi="宋体" w:hint="eastAsia"/>
                 <w:sz w:val="24"/>
               </w:rPr>
             </w:pPr>
@@ -8652,7 +9407,7 @@
             <w:pPr>
               <w:widowControl/>
               <w:rPr>
-                <w:rFonts w:ascii="宋体" w:eastAsia="宋体" w:hAnsi="宋体"/>
+                <w:rFonts w:ascii="宋体" w:eastAsia="宋体" w:hAnsi="宋体" w:hint="eastAsia"/>
                 <w:sz w:val="24"/>
               </w:rPr>
             </w:pPr>
@@ -8718,7 +9473,7 @@
             <w:pPr>
               <w:widowControl/>
               <w:rPr>
-                <w:rFonts w:ascii="宋体" w:eastAsia="宋体" w:hAnsi="宋体"/>
+                <w:rFonts w:ascii="宋体" w:eastAsia="宋体" w:hAnsi="宋体" w:hint="eastAsia"/>
                 <w:sz w:val="24"/>
               </w:rPr>
             </w:pPr>
@@ -8734,7 +9489,7 @@
             <w:pPr>
               <w:widowControl/>
               <w:rPr>
-                <w:rFonts w:ascii="宋体" w:eastAsia="宋体" w:hAnsi="宋体"/>
+                <w:rFonts w:ascii="宋体" w:eastAsia="宋体" w:hAnsi="宋体" w:hint="eastAsia"/>
                 <w:sz w:val="24"/>
               </w:rPr>
             </w:pPr>
@@ -8750,7 +9505,7 @@
             <w:pPr>
               <w:widowControl/>
               <w:rPr>
-                <w:rFonts w:ascii="宋体" w:eastAsia="宋体" w:hAnsi="宋体"/>
+                <w:rFonts w:ascii="宋体" w:eastAsia="宋体" w:hAnsi="宋体" w:hint="eastAsia"/>
                 <w:sz w:val="24"/>
               </w:rPr>
             </w:pPr>
@@ -8816,7 +9571,7 @@
             <w:pPr>
               <w:widowControl/>
               <w:rPr>
-                <w:rFonts w:ascii="宋体" w:eastAsia="宋体" w:hAnsi="宋体"/>
+                <w:rFonts w:ascii="宋体" w:eastAsia="宋体" w:hAnsi="宋体" w:hint="eastAsia"/>
                 <w:sz w:val="24"/>
               </w:rPr>
             </w:pPr>
@@ -8882,7 +9637,7 @@
             <w:pPr>
               <w:widowControl/>
               <w:rPr>
-                <w:rFonts w:ascii="宋体" w:eastAsia="宋体" w:hAnsi="宋体"/>
+                <w:rFonts w:ascii="宋体" w:eastAsia="宋体" w:hAnsi="宋体" w:hint="eastAsia"/>
                 <w:sz w:val="24"/>
               </w:rPr>
             </w:pPr>
@@ -8910,7 +9665,7 @@
       <w:pPr>
         <w:widowControl/>
         <w:rPr>
-          <w:rFonts w:ascii="宋体" w:eastAsia="宋体" w:hAnsi="宋体"/>
+          <w:rFonts w:ascii="宋体" w:eastAsia="宋体" w:hAnsi="宋体" w:hint="eastAsia"/>
           <w:b/>
           <w:bCs/>
           <w:sz w:val="24"/>
@@ -8939,7 +9694,7 @@
       <w:pPr>
         <w:widowControl/>
         <w:rPr>
-          <w:rFonts w:ascii="宋体" w:eastAsia="宋体" w:hAnsi="宋体"/>
+          <w:rFonts w:ascii="宋体" w:eastAsia="宋体" w:hAnsi="宋体" w:hint="eastAsia"/>
           <w:sz w:val="24"/>
         </w:rPr>
       </w:pPr>
@@ -8994,7 +9749,71 @@
           <w:sz w:val="24"/>
         </w:rPr>
         <w:lastRenderedPageBreak/>
-        <w:t>相反，厨房策划书会偏工具型应用，相比来说更贴近我们自身产品的一个定位。厨房策划书的食材管理库功能可以针对食材保质期进行一个筛选排序，更方便用户对食材进行管理，可以借鉴。但是厨房策划书的功能多，没有侧重点，UI不太美观，我们自身的产品可以专注于某个功能进行更加细致地设计，其他功能进行简化。</w:t>
+        <w:t>相反，厨房策划书会</w:t>
+      </w:r>
+      <w:proofErr w:type="gramStart"/>
+      <w:r>
+        <w:rPr>
+          <w:rFonts w:ascii="宋体" w:eastAsia="宋体" w:hAnsi="宋体" w:hint="eastAsia"/>
+          <w:sz w:val="24"/>
+        </w:rPr>
+        <w:t>偏工具</w:t>
+      </w:r>
+      <w:proofErr w:type="gramEnd"/>
+      <w:r>
+        <w:rPr>
+          <w:rFonts w:ascii="宋体" w:eastAsia="宋体" w:hAnsi="宋体" w:hint="eastAsia"/>
+          <w:sz w:val="24"/>
+        </w:rPr>
+        <w:t>型应用，相比来说更贴近我们自身产品的一个定位。厨房策划书的</w:t>
+      </w:r>
+      <w:proofErr w:type="gramStart"/>
+      <w:r>
+        <w:rPr>
+          <w:rFonts w:ascii="宋体" w:eastAsia="宋体" w:hAnsi="宋体" w:hint="eastAsia"/>
+          <w:sz w:val="24"/>
+        </w:rPr>
+        <w:t>食材管理库功能</w:t>
+      </w:r>
+      <w:proofErr w:type="gramEnd"/>
+      <w:r>
+        <w:rPr>
+          <w:rFonts w:ascii="宋体" w:eastAsia="宋体" w:hAnsi="宋体" w:hint="eastAsia"/>
+          <w:sz w:val="24"/>
+        </w:rPr>
+        <w:t>可以</w:t>
+      </w:r>
+      <w:proofErr w:type="gramStart"/>
+      <w:r>
+        <w:rPr>
+          <w:rFonts w:ascii="宋体" w:eastAsia="宋体" w:hAnsi="宋体" w:hint="eastAsia"/>
+          <w:sz w:val="24"/>
+        </w:rPr>
+        <w:t>针对食材保质期</w:t>
+      </w:r>
+      <w:proofErr w:type="gramEnd"/>
+      <w:r>
+        <w:rPr>
+          <w:rFonts w:ascii="宋体" w:eastAsia="宋体" w:hAnsi="宋体" w:hint="eastAsia"/>
+          <w:sz w:val="24"/>
+        </w:rPr>
+        <w:t>进行一个筛选排序，更方便用户</w:t>
+      </w:r>
+      <w:proofErr w:type="gramStart"/>
+      <w:r>
+        <w:rPr>
+          <w:rFonts w:ascii="宋体" w:eastAsia="宋体" w:hAnsi="宋体" w:hint="eastAsia"/>
+          <w:sz w:val="24"/>
+        </w:rPr>
+        <w:t>对食材进行</w:t>
+      </w:r>
+      <w:proofErr w:type="gramEnd"/>
+      <w:r>
+        <w:rPr>
+          <w:rFonts w:ascii="宋体" w:eastAsia="宋体" w:hAnsi="宋体" w:hint="eastAsia"/>
+          <w:sz w:val="24"/>
+        </w:rPr>
+        <w:t>管理，可以借鉴。但是厨房策划书的功能多，没有侧重点，UI不太美观，我们自身的产品可以专注于某个功能进行更加细致地设计，其他功能进行简化。</w:t>
       </w:r>
     </w:p>
     <w:p>
@@ -9079,12 +9898,21 @@
         </w:rPr>
         <w:t xml:space="preserve">  </w:t>
       </w:r>
-      <w:r>
-        <w:rPr>
-          <w:rFonts w:ascii="宋体" w:eastAsia="宋体" w:hAnsi="宋体" w:hint="eastAsia"/>
-          <w:sz w:val="24"/>
-        </w:rPr>
-        <w:t>创味机（Flavor Creator），一款旨在解决“食材搭配问题以及管理食材”的工具型智能应用。</w:t>
+      <w:proofErr w:type="gramStart"/>
+      <w:r>
+        <w:rPr>
+          <w:rFonts w:ascii="宋体" w:eastAsia="宋体" w:hAnsi="宋体" w:hint="eastAsia"/>
+          <w:sz w:val="24"/>
+        </w:rPr>
+        <w:t>创味机</w:t>
+      </w:r>
+      <w:proofErr w:type="gramEnd"/>
+      <w:r>
+        <w:rPr>
+          <w:rFonts w:ascii="宋体" w:eastAsia="宋体" w:hAnsi="宋体" w:hint="eastAsia"/>
+          <w:sz w:val="24"/>
+        </w:rPr>
+        <w:t>（Flavor Creator），一款旨在解决“食材搭配问题以及管理食材”的工具型智能应用。</w:t>
       </w:r>
     </w:p>
     <w:p>
@@ -9101,7 +9929,23 @@
           <w:rFonts w:ascii="宋体" w:eastAsia="宋体" w:hAnsi="宋体" w:hint="eastAsia"/>
           <w:sz w:val="24"/>
         </w:rPr>
-        <w:t>本产品致力于帮助不会做饭、不会搭配食材或者不知道做什么菜式的做饭爱好者。</w:t>
+        <w:t>本产品致力于帮助不会做饭、不会搭配</w:t>
+      </w:r>
+      <w:proofErr w:type="gramStart"/>
+      <w:r>
+        <w:rPr>
+          <w:rFonts w:ascii="宋体" w:eastAsia="宋体" w:hAnsi="宋体" w:hint="eastAsia"/>
+          <w:sz w:val="24"/>
+        </w:rPr>
+        <w:t>食材或者</w:t>
+      </w:r>
+      <w:proofErr w:type="gramEnd"/>
+      <w:r>
+        <w:rPr>
+          <w:rFonts w:ascii="宋体" w:eastAsia="宋体" w:hAnsi="宋体" w:hint="eastAsia"/>
+          <w:sz w:val="24"/>
+        </w:rPr>
+        <w:t>不知道做什么菜式的做饭爱好者。</w:t>
       </w:r>
       <w:r>
         <w:rPr>
@@ -9122,15 +9966,41 @@
           <w:rFonts w:ascii="宋体" w:eastAsia="宋体" w:hAnsi="宋体" w:hint="eastAsia"/>
           <w:sz w:val="24"/>
         </w:rPr>
-        <w:t>；本产品还提供食材管理库，</w:t>
-      </w:r>
-      <w:r>
-        <w:rPr>
-          <w:rFonts w:ascii="宋体" w:eastAsia="宋体" w:hAnsi="宋体" w:hint="eastAsia"/>
-          <w:sz w:val="24"/>
-        </w:rPr>
-        <w:t>记录食材及调味品信息，提供</w:t>
-      </w:r>
+        <w:t>；本产品还提供</w:t>
+      </w:r>
+      <w:proofErr w:type="gramStart"/>
+      <w:r>
+        <w:rPr>
+          <w:rFonts w:ascii="宋体" w:eastAsia="宋体" w:hAnsi="宋体" w:hint="eastAsia"/>
+          <w:sz w:val="24"/>
+        </w:rPr>
+        <w:t>食材管理库</w:t>
+      </w:r>
+      <w:proofErr w:type="gramEnd"/>
+      <w:r>
+        <w:rPr>
+          <w:rFonts w:ascii="宋体" w:eastAsia="宋体" w:hAnsi="宋体" w:hint="eastAsia"/>
+          <w:sz w:val="24"/>
+        </w:rPr>
+        <w:t>，</w:t>
+      </w:r>
+      <w:proofErr w:type="gramStart"/>
+      <w:r>
+        <w:rPr>
+          <w:rFonts w:ascii="宋体" w:eastAsia="宋体" w:hAnsi="宋体" w:hint="eastAsia"/>
+          <w:sz w:val="24"/>
+        </w:rPr>
+        <w:t>记录食材及</w:t>
+      </w:r>
+      <w:proofErr w:type="gramEnd"/>
+      <w:r>
+        <w:rPr>
+          <w:rFonts w:ascii="宋体" w:eastAsia="宋体" w:hAnsi="宋体" w:hint="eastAsia"/>
+          <w:sz w:val="24"/>
+        </w:rPr>
+        <w:t>调味品信息，提供</w:t>
+      </w:r>
+      <w:proofErr w:type="gramStart"/>
       <w:r>
         <w:rPr>
           <w:rFonts w:ascii="宋体" w:eastAsia="宋体" w:hAnsi="宋体" w:hint="eastAsia"/>
@@ -9143,7 +10013,15 @@
           <w:rFonts w:ascii="宋体" w:eastAsia="宋体" w:hAnsi="宋体" w:hint="eastAsia"/>
           <w:sz w:val="24"/>
         </w:rPr>
-        <w:t>存储建议和保质期提醒，方便用户规划采购</w:t>
+        <w:t>存储</w:t>
+      </w:r>
+      <w:proofErr w:type="gramEnd"/>
+      <w:r>
+        <w:rPr>
+          <w:rFonts w:ascii="宋体" w:eastAsia="宋体" w:hAnsi="宋体" w:hint="eastAsia"/>
+          <w:sz w:val="24"/>
+        </w:rPr>
+        <w:t>建议和保质期提醒，方便用户规划采购</w:t>
       </w:r>
       <w:r>
         <w:rPr>
@@ -9191,23 +10069,24 @@
         </w:rPr>
         <w:lastRenderedPageBreak/>
         <w:drawing>
-          <wp:anchor distT="0" distB="0" distL="114300" distR="114300" simplePos="0" relativeHeight="251704320" behindDoc="0" locked="0" layoutInCell="1" allowOverlap="1" wp14:anchorId="41E2133A" wp14:editId="5CF84363">
+          <wp:anchor distT="0" distB="0" distL="114300" distR="114300" simplePos="0" relativeHeight="251704320" behindDoc="0" locked="0" layoutInCell="1" allowOverlap="1" wp14:anchorId="41E2133A" wp14:editId="3E3FFE36">
             <wp:simplePos x="0" y="0"/>
             <wp:positionH relativeFrom="margin">
-              <wp:posOffset>-314510</wp:posOffset>
+              <wp:posOffset>-255270</wp:posOffset>
             </wp:positionH>
             <wp:positionV relativeFrom="paragraph">
-              <wp:posOffset>514640</wp:posOffset>
+              <wp:posOffset>514985</wp:posOffset>
             </wp:positionV>
-            <wp:extent cx="6066790" cy="4319905"/>
-            <wp:effectExtent l="152400" t="171450" r="162560" b="175895"/>
+            <wp:extent cx="5948680" cy="4319905"/>
+            <wp:effectExtent l="190500" t="171450" r="166370" b="175895"/>
             <wp:wrapThrough wrapText="bothSides">
               <wp:wrapPolygon edited="0">
-                <wp:start x="-543" y="-857"/>
-                <wp:lineTo x="-543" y="22384"/>
-                <wp:lineTo x="22111" y="22384"/>
-                <wp:lineTo x="22111" y="-857"/>
-                <wp:lineTo x="-543" y="-857"/>
+                <wp:start x="-553" y="-857"/>
+                <wp:lineTo x="-692" y="857"/>
+                <wp:lineTo x="-623" y="22384"/>
+                <wp:lineTo x="22135" y="22384"/>
+                <wp:lineTo x="22066" y="-857"/>
+                <wp:lineTo x="-553" y="-857"/>
               </wp:wrapPolygon>
             </wp:wrapThrough>
             <wp:docPr id="24487492" name="图片 17"/>
@@ -9218,7 +10097,7 @@
               <a:graphicData uri="http://schemas.openxmlformats.org/drawingml/2006/picture">
                 <pic:pic xmlns:pic="http://schemas.openxmlformats.org/drawingml/2006/picture">
                   <pic:nvPicPr>
-                    <pic:cNvPr id="0" name="Picture 1"/>
+                    <pic:cNvPr id="24487492" name="图片 17"/>
                     <pic:cNvPicPr>
                       <a:picLocks noChangeAspect="1" noChangeArrowheads="1"/>
                     </pic:cNvPicPr>
@@ -9231,7 +10110,6 @@
                         </a:ext>
                       </a:extLst>
                     </a:blip>
-                    <a:srcRect/>
                     <a:stretch>
                       <a:fillRect/>
                     </a:stretch>
@@ -9239,7 +10117,7 @@
                   <pic:spPr bwMode="auto">
                     <a:xfrm>
                       <a:off x="0" y="0"/>
-                      <a:ext cx="6066790" cy="4319905"/>
+                      <a:ext cx="5948680" cy="4319905"/>
                     </a:xfrm>
                     <a:prstGeom prst="rect">
                       <a:avLst/>
@@ -9277,6 +10155,9 @@
                 </pic:pic>
               </a:graphicData>
             </a:graphic>
+            <wp14:sizeRelH relativeFrom="margin">
+              <wp14:pctWidth>0</wp14:pctWidth>
+            </wp14:sizeRelH>
           </wp:anchor>
         </w:drawing>
       </w:r>
@@ -9588,6 +10469,7 @@
                 <w:sz w:val="24"/>
               </w:rPr>
             </w:pPr>
+            <w:proofErr w:type="gramStart"/>
             <w:r>
               <w:rPr>
                 <w:rFonts w:ascii="宋体" w:eastAsia="宋体" w:hAnsi="宋体" w:hint="eastAsia"/>
@@ -9595,6 +10477,7 @@
               </w:rPr>
               <w:t>食材输入</w:t>
             </w:r>
+            <w:proofErr w:type="gramEnd"/>
           </w:p>
         </w:tc>
         <w:tc>
@@ -9616,8 +10499,33 @@
                 <w:rFonts w:ascii="宋体" w:eastAsia="宋体" w:hAnsi="宋体" w:hint="eastAsia"/>
                 <w:sz w:val="24"/>
               </w:rPr>
-              <w:t>用户手动输入/食材列表/语音输入已有食材</w:t>
-            </w:r>
+              <w:t>用户手动输入/</w:t>
+            </w:r>
+            <w:proofErr w:type="gramStart"/>
+            <w:r>
+              <w:rPr>
+                <w:rFonts w:ascii="宋体" w:eastAsia="宋体" w:hAnsi="宋体" w:hint="eastAsia"/>
+                <w:sz w:val="24"/>
+              </w:rPr>
+              <w:t>食材列表</w:t>
+            </w:r>
+            <w:proofErr w:type="gramEnd"/>
+            <w:r>
+              <w:rPr>
+                <w:rFonts w:ascii="宋体" w:eastAsia="宋体" w:hAnsi="宋体" w:hint="eastAsia"/>
+                <w:sz w:val="24"/>
+              </w:rPr>
+              <w:t>/语音输入</w:t>
+            </w:r>
+            <w:proofErr w:type="gramStart"/>
+            <w:r>
+              <w:rPr>
+                <w:rFonts w:ascii="宋体" w:eastAsia="宋体" w:hAnsi="宋体" w:hint="eastAsia"/>
+                <w:sz w:val="24"/>
+              </w:rPr>
+              <w:t>已有食材</w:t>
+            </w:r>
+            <w:proofErr w:type="gramEnd"/>
           </w:p>
         </w:tc>
         <w:tc>
@@ -9706,7 +10614,23 @@
                 <w:rFonts w:ascii="宋体" w:eastAsia="宋体" w:hAnsi="宋体" w:hint="eastAsia"/>
                 <w:sz w:val="24"/>
               </w:rPr>
-              <w:t>系统根据用户输入食材进行对菜谱的匹配，匹配条件（食材、口味、量、烹饪时间），匹配度高于等于85%可推荐</w:t>
+              <w:t>系统根据用户</w:t>
+            </w:r>
+            <w:proofErr w:type="gramStart"/>
+            <w:r>
+              <w:rPr>
+                <w:rFonts w:ascii="宋体" w:eastAsia="宋体" w:hAnsi="宋体" w:hint="eastAsia"/>
+                <w:sz w:val="24"/>
+              </w:rPr>
+              <w:t>输入食材进行</w:t>
+            </w:r>
+            <w:proofErr w:type="gramEnd"/>
+            <w:r>
+              <w:rPr>
+                <w:rFonts w:ascii="宋体" w:eastAsia="宋体" w:hAnsi="宋体" w:hint="eastAsia"/>
+                <w:sz w:val="24"/>
+              </w:rPr>
+              <w:t>对菜谱的匹配，匹配条件（食材、口味、量、烹饪时间），匹配度高于等于85%可推荐</w:t>
             </w:r>
           </w:p>
         </w:tc>
@@ -10024,6 +10948,7 @@
                 <w:sz w:val="24"/>
               </w:rPr>
             </w:pPr>
+            <w:proofErr w:type="gramStart"/>
             <w:r>
               <w:rPr>
                 <w:rFonts w:ascii="宋体" w:eastAsia="宋体" w:hAnsi="宋体" w:hint="eastAsia"/>
@@ -10033,6 +10958,7 @@
               </w:rPr>
               <w:t>食材管理库</w:t>
             </w:r>
+            <w:proofErr w:type="gramEnd"/>
           </w:p>
         </w:tc>
         <w:tc>
@@ -10049,6 +10975,7 @@
                 <w:sz w:val="24"/>
               </w:rPr>
             </w:pPr>
+            <w:proofErr w:type="gramStart"/>
             <w:r>
               <w:rPr>
                 <w:rFonts w:ascii="宋体" w:eastAsia="宋体" w:hAnsi="宋体" w:hint="eastAsia"/>
@@ -10056,6 +10983,7 @@
               </w:rPr>
               <w:t>食材管理</w:t>
             </w:r>
+            <w:proofErr w:type="gramEnd"/>
           </w:p>
         </w:tc>
         <w:tc>
@@ -10068,16 +10996,64 @@
               <w:spacing w:line="360" w:lineRule="auto"/>
               <w:jc w:val="center"/>
               <w:rPr>
-                <w:rFonts w:ascii="宋体" w:eastAsia="宋体" w:hAnsi="宋体"/>
-                <w:sz w:val="24"/>
-              </w:rPr>
-            </w:pPr>
-            <w:r>
-              <w:rPr>
-                <w:rFonts w:ascii="宋体" w:eastAsia="宋体" w:hAnsi="宋体" w:hint="eastAsia"/>
-                <w:sz w:val="24"/>
-              </w:rPr>
-              <w:t>构建食材库，用户可以手动/语音识别输入食材及其数量，常见食材会有储存条件的提醒；</w:t>
+                <w:rFonts w:ascii="宋体" w:eastAsia="宋体" w:hAnsi="宋体" w:hint="eastAsia"/>
+                <w:sz w:val="24"/>
+              </w:rPr>
+            </w:pPr>
+            <w:r>
+              <w:rPr>
+                <w:rFonts w:ascii="宋体" w:eastAsia="宋体" w:hAnsi="宋体" w:hint="eastAsia"/>
+                <w:sz w:val="24"/>
+              </w:rPr>
+              <w:t>构建</w:t>
+            </w:r>
+            <w:proofErr w:type="gramStart"/>
+            <w:r>
+              <w:rPr>
+                <w:rFonts w:ascii="宋体" w:eastAsia="宋体" w:hAnsi="宋体" w:hint="eastAsia"/>
+                <w:sz w:val="24"/>
+              </w:rPr>
+              <w:t>食材库</w:t>
+            </w:r>
+            <w:proofErr w:type="gramEnd"/>
+            <w:r>
+              <w:rPr>
+                <w:rFonts w:ascii="宋体" w:eastAsia="宋体" w:hAnsi="宋体" w:hint="eastAsia"/>
+                <w:sz w:val="24"/>
+              </w:rPr>
+              <w:t>，用户可以手动/语音识别输入</w:t>
+            </w:r>
+            <w:proofErr w:type="gramStart"/>
+            <w:r>
+              <w:rPr>
+                <w:rFonts w:ascii="宋体" w:eastAsia="宋体" w:hAnsi="宋体" w:hint="eastAsia"/>
+                <w:sz w:val="24"/>
+              </w:rPr>
+              <w:t>食材及其</w:t>
+            </w:r>
+            <w:proofErr w:type="gramEnd"/>
+            <w:r>
+              <w:rPr>
+                <w:rFonts w:ascii="宋体" w:eastAsia="宋体" w:hAnsi="宋体" w:hint="eastAsia"/>
+                <w:sz w:val="24"/>
+              </w:rPr>
+              <w:t>数量，</w:t>
+            </w:r>
+            <w:proofErr w:type="gramStart"/>
+            <w:r>
+              <w:rPr>
+                <w:rFonts w:ascii="宋体" w:eastAsia="宋体" w:hAnsi="宋体" w:hint="eastAsia"/>
+                <w:sz w:val="24"/>
+              </w:rPr>
+              <w:t>常见食材会</w:t>
+            </w:r>
+            <w:proofErr w:type="gramEnd"/>
+            <w:r>
+              <w:rPr>
+                <w:rFonts w:ascii="宋体" w:eastAsia="宋体" w:hAnsi="宋体" w:hint="eastAsia"/>
+                <w:sz w:val="24"/>
+              </w:rPr>
+              <w:t>有储存条件的提醒；</w:t>
             </w:r>
             <w:bookmarkStart w:id="7" w:name="OLE_LINK7"/>
             <w:r>
@@ -10922,7 +11898,23 @@
                 <w:rFonts w:ascii="宋体" w:eastAsia="宋体" w:hAnsi="宋体" w:hint="eastAsia"/>
                 <w:sz w:val="24"/>
               </w:rPr>
-              <w:t>用户可以浏览其他用户的菜谱，点赞/收藏/评论</w:t>
+              <w:t>用户可以浏览其他用户的菜谱，</w:t>
+            </w:r>
+            <w:proofErr w:type="gramStart"/>
+            <w:r>
+              <w:rPr>
+                <w:rFonts w:ascii="宋体" w:eastAsia="宋体" w:hAnsi="宋体" w:hint="eastAsia"/>
+                <w:sz w:val="24"/>
+              </w:rPr>
+              <w:t>点赞</w:t>
+            </w:r>
+            <w:proofErr w:type="gramEnd"/>
+            <w:r>
+              <w:rPr>
+                <w:rFonts w:ascii="宋体" w:eastAsia="宋体" w:hAnsi="宋体" w:hint="eastAsia"/>
+                <w:sz w:val="24"/>
+              </w:rPr>
+              <w:t>/收藏/评论</w:t>
             </w:r>
           </w:p>
         </w:tc>
@@ -11102,7 +12094,7 @@
               <w:spacing w:line="360" w:lineRule="auto"/>
               <w:jc w:val="center"/>
               <w:rPr>
-                <w:rFonts w:ascii="宋体" w:eastAsia="宋体" w:hAnsi="宋体"/>
+                <w:rFonts w:ascii="宋体" w:eastAsia="宋体" w:hAnsi="宋体" w:hint="eastAsia"/>
                 <w:sz w:val="24"/>
               </w:rPr>
             </w:pPr>
@@ -11123,12 +12115,28 @@
                 <w:sz w:val="24"/>
               </w:rPr>
             </w:pPr>
-            <w:r>
-              <w:rPr>
-                <w:rFonts w:ascii="宋体" w:eastAsia="宋体" w:hAnsi="宋体" w:hint="eastAsia"/>
-                <w:sz w:val="24"/>
-              </w:rPr>
-              <w:t>第三方账号绑定注册</w:t>
+            <w:proofErr w:type="gramStart"/>
+            <w:r>
+              <w:rPr>
+                <w:rFonts w:ascii="宋体" w:eastAsia="宋体" w:hAnsi="宋体" w:hint="eastAsia"/>
+                <w:sz w:val="24"/>
+              </w:rPr>
+              <w:t>微信</w:t>
+            </w:r>
+            <w:r>
+              <w:rPr>
+                <w:rFonts w:ascii="宋体" w:eastAsia="宋体" w:hAnsi="宋体" w:hint="eastAsia"/>
+                <w:sz w:val="24"/>
+              </w:rPr>
+              <w:t>绑定</w:t>
+            </w:r>
+            <w:proofErr w:type="gramEnd"/>
+            <w:r>
+              <w:rPr>
+                <w:rFonts w:ascii="宋体" w:eastAsia="宋体" w:hAnsi="宋体" w:hint="eastAsia"/>
+                <w:sz w:val="24"/>
+              </w:rPr>
+              <w:t>注册</w:t>
             </w:r>
           </w:p>
         </w:tc>
@@ -11213,12 +12221,21 @@
                 <w:sz w:val="24"/>
               </w:rPr>
             </w:pPr>
-            <w:r>
-              <w:rPr>
-                <w:rFonts w:ascii="宋体" w:eastAsia="宋体" w:hAnsi="宋体" w:hint="eastAsia"/>
-                <w:sz w:val="24"/>
-              </w:rPr>
-              <w:t>微信一键登录</w:t>
+            <w:proofErr w:type="gramStart"/>
+            <w:r>
+              <w:rPr>
+                <w:rFonts w:ascii="宋体" w:eastAsia="宋体" w:hAnsi="宋体" w:hint="eastAsia"/>
+                <w:sz w:val="24"/>
+              </w:rPr>
+              <w:t>微信一键</w:t>
+            </w:r>
+            <w:proofErr w:type="gramEnd"/>
+            <w:r>
+              <w:rPr>
+                <w:rFonts w:ascii="宋体" w:eastAsia="宋体" w:hAnsi="宋体" w:hint="eastAsia"/>
+                <w:sz w:val="24"/>
+              </w:rPr>
+              <w:t>登录</w:t>
             </w:r>
           </w:p>
           <w:p>
@@ -11259,6 +12276,195 @@
                 <w:sz w:val="24"/>
               </w:rPr>
               <w:t>P0</w:t>
+            </w:r>
+          </w:p>
+        </w:tc>
+      </w:tr>
+      <w:tr>
+        <w:tc>
+          <w:tcPr>
+            <w:tcW w:w="1380" w:type="dxa"/>
+            <w:vMerge w:val="restart"/>
+            <w:vAlign w:val="center"/>
+          </w:tcPr>
+          <w:p>
+            <w:pPr>
+              <w:spacing w:line="360" w:lineRule="auto"/>
+              <w:jc w:val="center"/>
+              <w:rPr>
+                <w:rFonts w:ascii="宋体" w:eastAsia="宋体" w:hAnsi="宋体" w:hint="eastAsia"/>
+                <w:b/>
+                <w:bCs/>
+                <w:sz w:val="24"/>
+              </w:rPr>
+            </w:pPr>
+            <w:r>
+              <w:rPr>
+                <w:rFonts w:ascii="宋体" w:eastAsia="宋体" w:hAnsi="宋体" w:hint="eastAsia"/>
+                <w:b/>
+                <w:bCs/>
+                <w:sz w:val="24"/>
+              </w:rPr>
+              <w:t>管理端</w:t>
+            </w:r>
+          </w:p>
+        </w:tc>
+        <w:tc>
+          <w:tcPr>
+            <w:tcW w:w="1431" w:type="dxa"/>
+            <w:vAlign w:val="center"/>
+          </w:tcPr>
+          <w:p>
+            <w:pPr>
+              <w:spacing w:line="360" w:lineRule="auto"/>
+              <w:jc w:val="center"/>
+              <w:rPr>
+                <w:rFonts w:ascii="宋体" w:eastAsia="宋体" w:hAnsi="宋体" w:hint="eastAsia"/>
+                <w:sz w:val="24"/>
+              </w:rPr>
+            </w:pPr>
+            <w:r>
+              <w:rPr>
+                <w:rFonts w:ascii="宋体" w:eastAsia="宋体" w:hAnsi="宋体" w:hint="eastAsia"/>
+                <w:sz w:val="24"/>
+              </w:rPr>
+              <w:t>菜谱管理</w:t>
+            </w:r>
+          </w:p>
+        </w:tc>
+        <w:tc>
+          <w:tcPr>
+            <w:tcW w:w="4100" w:type="dxa"/>
+            <w:vAlign w:val="center"/>
+          </w:tcPr>
+          <w:p>
+            <w:pPr>
+              <w:spacing w:line="360" w:lineRule="auto"/>
+              <w:jc w:val="center"/>
+              <w:rPr>
+                <w:rFonts w:ascii="宋体" w:eastAsia="宋体" w:hAnsi="宋体" w:hint="eastAsia"/>
+                <w:sz w:val="24"/>
+              </w:rPr>
+            </w:pPr>
+            <w:r>
+              <w:rPr>
+                <w:rFonts w:ascii="宋体" w:eastAsia="宋体" w:hAnsi="宋体" w:hint="eastAsia"/>
+                <w:sz w:val="24"/>
+              </w:rPr>
+              <w:t>展示菜谱内容并对菜谱进行编辑，支持编辑、删除</w:t>
+            </w:r>
+          </w:p>
+        </w:tc>
+        <w:tc>
+          <w:tcPr>
+            <w:tcW w:w="1385" w:type="dxa"/>
+            <w:vAlign w:val="center"/>
+          </w:tcPr>
+          <w:p>
+            <w:pPr>
+              <w:spacing w:line="360" w:lineRule="auto"/>
+              <w:jc w:val="center"/>
+              <w:rPr>
+                <w:rFonts w:ascii="宋体" w:eastAsia="宋体" w:hAnsi="宋体" w:hint="eastAsia"/>
+                <w:sz w:val="24"/>
+              </w:rPr>
+            </w:pPr>
+            <w:r>
+              <w:rPr>
+                <w:rFonts w:ascii="宋体" w:eastAsia="宋体" w:hAnsi="宋体" w:hint="eastAsia"/>
+                <w:sz w:val="24"/>
+              </w:rPr>
+              <w:t>P0</w:t>
+            </w:r>
+          </w:p>
+        </w:tc>
+      </w:tr>
+      <w:tr>
+        <w:tc>
+          <w:tcPr>
+            <w:tcW w:w="1380" w:type="dxa"/>
+            <w:vMerge/>
+            <w:vAlign w:val="center"/>
+          </w:tcPr>
+          <w:p>
+            <w:pPr>
+              <w:spacing w:line="360" w:lineRule="auto"/>
+              <w:jc w:val="center"/>
+              <w:rPr>
+                <w:rFonts w:ascii="宋体" w:eastAsia="宋体" w:hAnsi="宋体" w:hint="eastAsia"/>
+                <w:b/>
+                <w:bCs/>
+                <w:sz w:val="24"/>
+              </w:rPr>
+            </w:pPr>
+          </w:p>
+        </w:tc>
+        <w:tc>
+          <w:tcPr>
+            <w:tcW w:w="1431" w:type="dxa"/>
+            <w:vAlign w:val="center"/>
+          </w:tcPr>
+          <w:p>
+            <w:pPr>
+              <w:spacing w:line="360" w:lineRule="auto"/>
+              <w:jc w:val="center"/>
+              <w:rPr>
+                <w:rFonts w:ascii="宋体" w:eastAsia="宋体" w:hAnsi="宋体" w:hint="eastAsia"/>
+                <w:sz w:val="24"/>
+              </w:rPr>
+            </w:pPr>
+            <w:r>
+              <w:rPr>
+                <w:rFonts w:ascii="宋体" w:eastAsia="宋体" w:hAnsi="宋体" w:hint="eastAsia"/>
+                <w:sz w:val="24"/>
+              </w:rPr>
+              <w:t>内容审核</w:t>
+            </w:r>
+          </w:p>
+        </w:tc>
+        <w:tc>
+          <w:tcPr>
+            <w:tcW w:w="4100" w:type="dxa"/>
+            <w:vAlign w:val="center"/>
+          </w:tcPr>
+          <w:p>
+            <w:pPr>
+              <w:spacing w:line="360" w:lineRule="auto"/>
+              <w:jc w:val="center"/>
+              <w:rPr>
+                <w:rFonts w:ascii="宋体" w:eastAsia="宋体" w:hAnsi="宋体" w:hint="eastAsia"/>
+                <w:sz w:val="24"/>
+              </w:rPr>
+            </w:pPr>
+            <w:r>
+              <w:rPr>
+                <w:rFonts w:ascii="宋体" w:eastAsia="宋体" w:hAnsi="宋体" w:hint="eastAsia"/>
+                <w:sz w:val="24"/>
+              </w:rPr>
+              <w:t>对用户发布内容进行审核管理</w:t>
+            </w:r>
+          </w:p>
+        </w:tc>
+        <w:tc>
+          <w:tcPr>
+            <w:tcW w:w="1385" w:type="dxa"/>
+            <w:vAlign w:val="center"/>
+          </w:tcPr>
+          <w:p>
+            <w:pPr>
+              <w:spacing w:line="360" w:lineRule="auto"/>
+              <w:jc w:val="center"/>
+              <w:rPr>
+                <w:rFonts w:ascii="宋体" w:eastAsia="宋体" w:hAnsi="宋体" w:hint="eastAsia"/>
+                <w:sz w:val="24"/>
+              </w:rPr>
+            </w:pPr>
+            <w:r>
+              <w:rPr>
+                <w:rFonts w:ascii="宋体" w:eastAsia="宋体" w:hAnsi="宋体" w:hint="eastAsia"/>
+                <w:sz w:val="24"/>
+              </w:rPr>
+              <w:t>P1</w:t>
             </w:r>
           </w:p>
         </w:tc>
@@ -11316,7 +12522,7 @@
               <w:spacing w:line="360" w:lineRule="auto"/>
               <w:jc w:val="center"/>
               <w:rPr>
-                <w:rFonts w:ascii="宋体" w:eastAsia="宋体" w:hAnsi="宋体"/>
+                <w:rFonts w:ascii="宋体" w:eastAsia="宋体" w:hAnsi="宋体" w:hint="eastAsia"/>
                 <w:b/>
                 <w:bCs/>
                 <w:sz w:val="24"/>
@@ -11343,16 +12549,32 @@
               <w:spacing w:line="360" w:lineRule="auto"/>
               <w:jc w:val="both"/>
               <w:rPr>
-                <w:rFonts w:ascii="宋体" w:eastAsia="宋体" w:hAnsi="宋体"/>
-                <w:sz w:val="24"/>
-              </w:rPr>
-            </w:pPr>
-            <w:r>
-              <w:rPr>
-                <w:rFonts w:ascii="宋体" w:eastAsia="宋体" w:hAnsi="宋体" w:hint="eastAsia"/>
-                <w:sz w:val="24"/>
-              </w:rPr>
-              <w:t>.用户输入食材后，菜谱推荐结果返回时间&lt;=4s（不包含AI菜谱）</w:t>
+                <w:rFonts w:ascii="宋体" w:eastAsia="宋体" w:hAnsi="宋体" w:hint="eastAsia"/>
+                <w:sz w:val="24"/>
+              </w:rPr>
+            </w:pPr>
+            <w:r>
+              <w:rPr>
+                <w:rFonts w:ascii="宋体" w:eastAsia="宋体" w:hAnsi="宋体" w:hint="eastAsia"/>
+                <w:sz w:val="24"/>
+              </w:rPr>
+              <w:t>.用户</w:t>
+            </w:r>
+            <w:proofErr w:type="gramStart"/>
+            <w:r>
+              <w:rPr>
+                <w:rFonts w:ascii="宋体" w:eastAsia="宋体" w:hAnsi="宋体" w:hint="eastAsia"/>
+                <w:sz w:val="24"/>
+              </w:rPr>
+              <w:t>输入食材后</w:t>
+            </w:r>
+            <w:proofErr w:type="gramEnd"/>
+            <w:r>
+              <w:rPr>
+                <w:rFonts w:ascii="宋体" w:eastAsia="宋体" w:hAnsi="宋体" w:hint="eastAsia"/>
+                <w:sz w:val="24"/>
+              </w:rPr>
+              <w:t>，菜谱推荐结果返回时间&lt;=4s（不包含AI菜谱）</w:t>
             </w:r>
           </w:p>
           <w:p>
@@ -11360,7 +12582,7 @@
               <w:spacing w:line="360" w:lineRule="auto"/>
               <w:jc w:val="both"/>
               <w:rPr>
-                <w:rFonts w:ascii="宋体" w:eastAsia="宋体" w:hAnsi="宋体"/>
+                <w:rFonts w:ascii="宋体" w:eastAsia="宋体" w:hAnsi="宋体" w:hint="eastAsia"/>
                 <w:sz w:val="24"/>
               </w:rPr>
             </w:pPr>
@@ -11402,7 +12624,7 @@
               <w:spacing w:line="360" w:lineRule="auto"/>
               <w:jc w:val="center"/>
               <w:rPr>
-                <w:rFonts w:ascii="宋体" w:eastAsia="宋体" w:hAnsi="宋体"/>
+                <w:rFonts w:ascii="宋体" w:eastAsia="宋体" w:hAnsi="宋体" w:hint="eastAsia"/>
                 <w:b/>
                 <w:bCs/>
                 <w:sz w:val="24"/>
@@ -11429,23 +12651,48 @@
               <w:spacing w:line="360" w:lineRule="auto"/>
               <w:jc w:val="both"/>
               <w:rPr>
-                <w:rFonts w:ascii="宋体" w:eastAsia="宋体" w:hAnsi="宋体"/>
-                <w:sz w:val="24"/>
-              </w:rPr>
-            </w:pPr>
-            <w:r>
-              <w:rPr>
-                <w:rFonts w:ascii="宋体" w:eastAsia="宋体" w:hAnsi="宋体" w:hint="eastAsia"/>
-                <w:sz w:val="24"/>
-              </w:rPr>
-              <w:t>.获取菜谱（输入食材—</w:t>
-            </w:r>
-            <w:r>
-              <w:rPr>
-                <w:rFonts w:ascii="宋体" w:eastAsia="宋体" w:hAnsi="宋体" w:hint="eastAsia"/>
-                <w:sz w:val="24"/>
-              </w:rPr>
-              <w:t>（口味选择）—获得菜谱）&lt;=3步</w:t>
+                <w:rFonts w:ascii="宋体" w:eastAsia="宋体" w:hAnsi="宋体" w:hint="eastAsia"/>
+                <w:sz w:val="24"/>
+              </w:rPr>
+            </w:pPr>
+            <w:r>
+              <w:rPr>
+                <w:rFonts w:ascii="宋体" w:eastAsia="宋体" w:hAnsi="宋体" w:hint="eastAsia"/>
+                <w:sz w:val="24"/>
+              </w:rPr>
+              <w:t>.获取菜谱（输入</w:t>
+            </w:r>
+            <w:proofErr w:type="gramStart"/>
+            <w:r>
+              <w:rPr>
+                <w:rFonts w:ascii="宋体" w:eastAsia="宋体" w:hAnsi="宋体" w:hint="eastAsia"/>
+                <w:sz w:val="24"/>
+              </w:rPr>
+              <w:t>食材—</w:t>
+            </w:r>
+            <w:proofErr w:type="gramEnd"/>
+            <w:r>
+              <w:rPr>
+                <w:rFonts w:ascii="宋体" w:eastAsia="宋体" w:hAnsi="宋体" w:hint="eastAsia"/>
+                <w:sz w:val="24"/>
+              </w:rPr>
+              <w:t>（口味选择）</w:t>
+            </w:r>
+            <w:proofErr w:type="gramStart"/>
+            <w:r>
+              <w:rPr>
+                <w:rFonts w:ascii="宋体" w:eastAsia="宋体" w:hAnsi="宋体" w:hint="eastAsia"/>
+                <w:sz w:val="24"/>
+              </w:rPr>
+              <w:t>—获得</w:t>
+            </w:r>
+            <w:proofErr w:type="gramEnd"/>
+            <w:r>
+              <w:rPr>
+                <w:rFonts w:ascii="宋体" w:eastAsia="宋体" w:hAnsi="宋体" w:hint="eastAsia"/>
+                <w:sz w:val="24"/>
+              </w:rPr>
+              <w:t>菜谱）&lt;=3步</w:t>
             </w:r>
           </w:p>
           <w:p>
@@ -11453,7 +12700,7 @@
               <w:spacing w:line="360" w:lineRule="auto"/>
               <w:jc w:val="both"/>
               <w:rPr>
-                <w:rFonts w:ascii="宋体" w:eastAsia="宋体" w:hAnsi="宋体"/>
+                <w:rFonts w:ascii="宋体" w:eastAsia="宋体" w:hAnsi="宋体" w:hint="eastAsia"/>
                 <w:sz w:val="24"/>
               </w:rPr>
             </w:pPr>
@@ -11479,7 +12726,23 @@
                 <w:rFonts w:ascii="宋体" w:eastAsia="宋体" w:hAnsi="宋体" w:hint="eastAsia"/>
                 <w:sz w:val="24"/>
               </w:rPr>
-              <w:t>.必要时增加首次关键操作（获取菜谱/食材库管理）的明确指引</w:t>
+              <w:t>.必要时增加首次关键操作（获取菜谱/</w:t>
+            </w:r>
+            <w:proofErr w:type="gramStart"/>
+            <w:r>
+              <w:rPr>
+                <w:rFonts w:ascii="宋体" w:eastAsia="宋体" w:hAnsi="宋体" w:hint="eastAsia"/>
+                <w:sz w:val="24"/>
+              </w:rPr>
+              <w:t>食材库</w:t>
+            </w:r>
+            <w:proofErr w:type="gramEnd"/>
+            <w:r>
+              <w:rPr>
+                <w:rFonts w:ascii="宋体" w:eastAsia="宋体" w:hAnsi="宋体" w:hint="eastAsia"/>
+                <w:sz w:val="24"/>
+              </w:rPr>
+              <w:t>管理）的明确指引</w:t>
             </w:r>
           </w:p>
         </w:tc>
@@ -11495,7 +12758,7 @@
               <w:spacing w:line="360" w:lineRule="auto"/>
               <w:jc w:val="center"/>
               <w:rPr>
-                <w:rFonts w:ascii="宋体" w:eastAsia="宋体" w:hAnsi="宋体"/>
+                <w:rFonts w:ascii="宋体" w:eastAsia="宋体" w:hAnsi="宋体" w:hint="eastAsia"/>
                 <w:b/>
                 <w:bCs/>
                 <w:sz w:val="24"/>
@@ -11522,7 +12785,7 @@
               <w:spacing w:line="360" w:lineRule="auto"/>
               <w:jc w:val="both"/>
               <w:rPr>
-                <w:rFonts w:ascii="宋体" w:eastAsia="宋体" w:hAnsi="宋体"/>
+                <w:rFonts w:ascii="宋体" w:eastAsia="宋体" w:hAnsi="宋体" w:hint="eastAsia"/>
                 <w:sz w:val="24"/>
               </w:rPr>
             </w:pPr>
@@ -11539,15 +12802,16 @@
               <w:spacing w:line="360" w:lineRule="auto"/>
               <w:jc w:val="both"/>
               <w:rPr>
-                <w:rFonts w:ascii="宋体" w:eastAsia="宋体" w:hAnsi="宋体"/>
-                <w:sz w:val="24"/>
-              </w:rPr>
-            </w:pPr>
-            <w:r>
-              <w:rPr>
-                <w:rFonts w:ascii="宋体" w:eastAsia="宋体" w:hAnsi="宋体" w:hint="eastAsia"/>
-                <w:sz w:val="24"/>
-              </w:rPr>
+                <w:rFonts w:ascii="宋体" w:eastAsia="宋体" w:hAnsi="宋体" w:hint="eastAsia"/>
+                <w:sz w:val="24"/>
+              </w:rPr>
+            </w:pPr>
+            <w:r>
+              <w:rPr>
+                <w:rFonts w:ascii="宋体" w:eastAsia="宋体" w:hAnsi="宋体" w:hint="eastAsia"/>
+                <w:sz w:val="24"/>
+              </w:rPr>
+              <w:lastRenderedPageBreak/>
               <w:t>.菜谱推荐接口错误率&lt;=1%</w:t>
             </w:r>
           </w:p>
@@ -11581,7 +12845,7 @@
               <w:spacing w:line="360" w:lineRule="auto"/>
               <w:jc w:val="center"/>
               <w:rPr>
-                <w:rFonts w:ascii="宋体" w:eastAsia="宋体" w:hAnsi="宋体"/>
+                <w:rFonts w:ascii="宋体" w:eastAsia="宋体" w:hAnsi="宋体" w:hint="eastAsia"/>
                 <w:b/>
                 <w:bCs/>
                 <w:sz w:val="24"/>
@@ -11594,6 +12858,7 @@
                 <w:bCs/>
                 <w:sz w:val="24"/>
               </w:rPr>
+              <w:lastRenderedPageBreak/>
               <w:t>安全性需求</w:t>
             </w:r>
           </w:p>
@@ -11608,16 +12873,32 @@
               <w:spacing w:line="360" w:lineRule="auto"/>
               <w:jc w:val="both"/>
               <w:rPr>
-                <w:rFonts w:ascii="宋体" w:eastAsia="宋体" w:hAnsi="宋体"/>
-                <w:sz w:val="24"/>
-              </w:rPr>
-            </w:pPr>
-            <w:r>
-              <w:rPr>
-                <w:rFonts w:ascii="宋体" w:eastAsia="宋体" w:hAnsi="宋体" w:hint="eastAsia"/>
-                <w:sz w:val="24"/>
-              </w:rPr>
-              <w:t>.用户个人信息（手机号、绑定微信账号信息）要加密存储</w:t>
+                <w:rFonts w:ascii="宋体" w:eastAsia="宋体" w:hAnsi="宋体" w:hint="eastAsia"/>
+                <w:sz w:val="24"/>
+              </w:rPr>
+            </w:pPr>
+            <w:r>
+              <w:rPr>
+                <w:rFonts w:ascii="宋体" w:eastAsia="宋体" w:hAnsi="宋体" w:hint="eastAsia"/>
+                <w:sz w:val="24"/>
+              </w:rPr>
+              <w:t>.用户个人信息（手机号、绑定</w:t>
+            </w:r>
+            <w:proofErr w:type="gramStart"/>
+            <w:r>
+              <w:rPr>
+                <w:rFonts w:ascii="宋体" w:eastAsia="宋体" w:hAnsi="宋体" w:hint="eastAsia"/>
+                <w:sz w:val="24"/>
+              </w:rPr>
+              <w:t>微信账号</w:t>
+            </w:r>
+            <w:proofErr w:type="gramEnd"/>
+            <w:r>
+              <w:rPr>
+                <w:rFonts w:ascii="宋体" w:eastAsia="宋体" w:hAnsi="宋体" w:hint="eastAsia"/>
+                <w:sz w:val="24"/>
+              </w:rPr>
+              <w:t>信息）要加密存储</w:t>
             </w:r>
           </w:p>
           <w:p>
@@ -11634,9 +12915,17 @@
                 <w:rFonts w:ascii="宋体" w:eastAsia="宋体" w:hAnsi="宋体" w:hint="eastAsia"/>
                 <w:sz w:val="24"/>
               </w:rPr>
-              <w:lastRenderedPageBreak/>
-              <w:t>.接口需具备基础防刷机制</w:t>
-            </w:r>
+              <w:t>.接口需具备基础</w:t>
+            </w:r>
+            <w:proofErr w:type="gramStart"/>
+            <w:r>
+              <w:rPr>
+                <w:rFonts w:ascii="宋体" w:eastAsia="宋体" w:hAnsi="宋体" w:hint="eastAsia"/>
+                <w:sz w:val="24"/>
+              </w:rPr>
+              <w:t>防刷机制</w:t>
+            </w:r>
+            <w:proofErr w:type="gramEnd"/>
           </w:p>
         </w:tc>
       </w:tr>
@@ -11651,7 +12940,7 @@
               <w:spacing w:line="360" w:lineRule="auto"/>
               <w:jc w:val="center"/>
               <w:rPr>
-                <w:rFonts w:ascii="宋体" w:eastAsia="宋体" w:hAnsi="宋体"/>
+                <w:rFonts w:ascii="宋体" w:eastAsia="宋体" w:hAnsi="宋体" w:hint="eastAsia"/>
                 <w:b/>
                 <w:bCs/>
                 <w:sz w:val="24"/>
@@ -11664,7 +12953,6 @@
                 <w:bCs/>
                 <w:sz w:val="24"/>
               </w:rPr>
-              <w:lastRenderedPageBreak/>
               <w:t>兼容性需求</w:t>
             </w:r>
           </w:p>
@@ -11679,7 +12967,7 @@
               <w:spacing w:line="360" w:lineRule="auto"/>
               <w:jc w:val="both"/>
               <w:rPr>
-                <w:rFonts w:ascii="宋体" w:eastAsia="宋体" w:hAnsi="宋体"/>
+                <w:rFonts w:ascii="宋体" w:eastAsia="宋体" w:hAnsi="宋体" w:hint="eastAsia"/>
                 <w:sz w:val="24"/>
               </w:rPr>
             </w:pPr>
@@ -11696,7 +12984,7 @@
               <w:spacing w:line="360" w:lineRule="auto"/>
               <w:jc w:val="both"/>
               <w:rPr>
-                <w:rFonts w:ascii="宋体" w:eastAsia="宋体" w:hAnsi="宋体"/>
+                <w:rFonts w:ascii="宋体" w:eastAsia="宋体" w:hAnsi="宋体" w:hint="eastAsia"/>
                 <w:sz w:val="24"/>
               </w:rPr>
             </w:pPr>
@@ -11754,7 +13042,7 @@
               <w:spacing w:line="360" w:lineRule="auto"/>
               <w:jc w:val="center"/>
               <w:rPr>
-                <w:rFonts w:ascii="宋体" w:eastAsia="宋体" w:hAnsi="宋体"/>
+                <w:rFonts w:ascii="宋体" w:eastAsia="宋体" w:hAnsi="宋体" w:hint="eastAsia"/>
                 <w:b/>
                 <w:bCs/>
                 <w:sz w:val="24"/>
@@ -11781,16 +13069,32 @@
               <w:spacing w:line="360" w:lineRule="auto"/>
               <w:jc w:val="both"/>
               <w:rPr>
-                <w:rFonts w:ascii="宋体" w:eastAsia="宋体" w:hAnsi="宋体"/>
-                <w:sz w:val="24"/>
-              </w:rPr>
-            </w:pPr>
-            <w:r>
-              <w:rPr>
-                <w:rFonts w:ascii="宋体" w:eastAsia="宋体" w:hAnsi="宋体" w:hint="eastAsia"/>
-                <w:sz w:val="24"/>
-              </w:rPr>
-              <w:t>.菜谱数据架构需支持新增字段（如热量、标签等）</w:t>
+                <w:rFonts w:ascii="宋体" w:eastAsia="宋体" w:hAnsi="宋体" w:hint="eastAsia"/>
+                <w:sz w:val="24"/>
+              </w:rPr>
+            </w:pPr>
+            <w:r>
+              <w:rPr>
+                <w:rFonts w:ascii="宋体" w:eastAsia="宋体" w:hAnsi="宋体" w:hint="eastAsia"/>
+                <w:sz w:val="24"/>
+              </w:rPr>
+              <w:t>.菜谱数据架构</w:t>
+            </w:r>
+            <w:proofErr w:type="gramStart"/>
+            <w:r>
+              <w:rPr>
+                <w:rFonts w:ascii="宋体" w:eastAsia="宋体" w:hAnsi="宋体" w:hint="eastAsia"/>
+                <w:sz w:val="24"/>
+              </w:rPr>
+              <w:t>需支持</w:t>
+            </w:r>
+            <w:proofErr w:type="gramEnd"/>
+            <w:r>
+              <w:rPr>
+                <w:rFonts w:ascii="宋体" w:eastAsia="宋体" w:hAnsi="宋体" w:hint="eastAsia"/>
+                <w:sz w:val="24"/>
+              </w:rPr>
+              <w:t>新增字段（如热量、标签等）</w:t>
             </w:r>
           </w:p>
           <w:p>
@@ -11798,7 +13102,7 @@
               <w:spacing w:line="360" w:lineRule="auto"/>
               <w:jc w:val="both"/>
               <w:rPr>
-                <w:rFonts w:ascii="宋体" w:eastAsia="宋体" w:hAnsi="宋体"/>
+                <w:rFonts w:ascii="宋体" w:eastAsia="宋体" w:hAnsi="宋体" w:hint="eastAsia"/>
                 <w:sz w:val="24"/>
               </w:rPr>
             </w:pPr>
@@ -11867,23 +13171,39 @@
               <w:spacing w:line="360" w:lineRule="auto"/>
               <w:jc w:val="both"/>
               <w:rPr>
-                <w:rFonts w:ascii="宋体" w:eastAsia="宋体" w:hAnsi="宋体"/>
-                <w:sz w:val="24"/>
-              </w:rPr>
-            </w:pPr>
-            <w:r>
-              <w:rPr>
-                <w:rFonts w:ascii="宋体" w:eastAsia="宋体" w:hAnsi="宋体" w:hint="eastAsia"/>
-                <w:sz w:val="24"/>
-              </w:rPr>
-              <w:t>.推荐结果基于食材</w:t>
-            </w:r>
-            <w:r>
-              <w:rPr>
-                <w:rFonts w:ascii="宋体" w:eastAsia="宋体" w:hAnsi="宋体" w:hint="eastAsia"/>
-                <w:sz w:val="24"/>
-              </w:rPr>
-              <w:t>匹配度进行排序</w:t>
+                <w:rFonts w:ascii="宋体" w:eastAsia="宋体" w:hAnsi="宋体" w:hint="eastAsia"/>
+                <w:sz w:val="24"/>
+              </w:rPr>
+            </w:pPr>
+            <w:r>
+              <w:rPr>
+                <w:rFonts w:ascii="宋体" w:eastAsia="宋体" w:hAnsi="宋体" w:hint="eastAsia"/>
+                <w:sz w:val="24"/>
+              </w:rPr>
+              <w:t>.推荐结果</w:t>
+            </w:r>
+            <w:proofErr w:type="gramStart"/>
+            <w:r>
+              <w:rPr>
+                <w:rFonts w:ascii="宋体" w:eastAsia="宋体" w:hAnsi="宋体" w:hint="eastAsia"/>
+                <w:sz w:val="24"/>
+              </w:rPr>
+              <w:t>基于食材</w:t>
+            </w:r>
+            <w:r>
+              <w:rPr>
+                <w:rFonts w:ascii="宋体" w:eastAsia="宋体" w:hAnsi="宋体" w:hint="eastAsia"/>
+                <w:sz w:val="24"/>
+              </w:rPr>
+              <w:t>匹配</w:t>
+            </w:r>
+            <w:proofErr w:type="gramEnd"/>
+            <w:r>
+              <w:rPr>
+                <w:rFonts w:ascii="宋体" w:eastAsia="宋体" w:hAnsi="宋体" w:hint="eastAsia"/>
+                <w:sz w:val="24"/>
+              </w:rPr>
+              <w:t>度进行排序</w:t>
             </w:r>
           </w:p>
           <w:p>
@@ -11891,7 +13211,7 @@
               <w:spacing w:line="360" w:lineRule="auto"/>
               <w:jc w:val="both"/>
               <w:rPr>
-                <w:rFonts w:ascii="宋体" w:eastAsia="宋体" w:hAnsi="宋体"/>
+                <w:rFonts w:ascii="宋体" w:eastAsia="宋体" w:hAnsi="宋体" w:hint="eastAsia"/>
                 <w:sz w:val="24"/>
               </w:rPr>
             </w:pPr>
@@ -11937,7 +13257,7 @@
         <w:spacing w:line="360" w:lineRule="auto"/>
         <w:ind w:firstLineChars="100" w:firstLine="241"/>
         <w:rPr>
-          <w:rFonts w:ascii="宋体" w:eastAsia="宋体" w:hAnsi="宋体"/>
+          <w:rFonts w:ascii="宋体" w:eastAsia="宋体" w:hAnsi="宋体" w:hint="eastAsia"/>
           <w:b/>
           <w:bCs/>
           <w:sz w:val="24"/>
@@ -12006,6 +13326,7 @@
                 <w:sz w:val="24"/>
               </w:rPr>
             </w:pPr>
+            <w:proofErr w:type="gramStart"/>
             <w:r>
               <w:rPr>
                 <w:rFonts w:ascii="宋体" w:eastAsia="宋体" w:hAnsi="宋体" w:hint="eastAsia"/>
@@ -12013,6 +13334,7 @@
               </w:rPr>
               <w:t>目标愿景</w:t>
             </w:r>
+            <w:proofErr w:type="gramEnd"/>
           </w:p>
         </w:tc>
         <w:tc>
@@ -12127,7 +13449,7 @@
             <w:pPr>
               <w:spacing w:line="360" w:lineRule="auto"/>
               <w:rPr>
-                <w:rFonts w:ascii="宋体" w:eastAsia="宋体" w:hAnsi="宋体"/>
+                <w:rFonts w:ascii="宋体" w:eastAsia="宋体" w:hAnsi="宋体" w:hint="eastAsia"/>
                 <w:sz w:val="24"/>
               </w:rPr>
             </w:pPr>
@@ -12143,7 +13465,7 @@
             <w:pPr>
               <w:spacing w:line="360" w:lineRule="auto"/>
               <w:rPr>
-                <w:rFonts w:ascii="宋体" w:eastAsia="宋体" w:hAnsi="宋体"/>
+                <w:rFonts w:ascii="宋体" w:eastAsia="宋体" w:hAnsi="宋体" w:hint="eastAsia"/>
                 <w:sz w:val="24"/>
               </w:rPr>
             </w:pPr>
@@ -12159,14 +13481,30 @@
                 <w:rFonts w:ascii="宋体" w:eastAsia="宋体" w:hAnsi="宋体" w:hint="eastAsia"/>
                 <w:sz w:val="24"/>
               </w:rPr>
-              <w:t>（用户输入食材-口味选择-菜谱推荐）</w:t>
-            </w:r>
-          </w:p>
-          <w:p>
-            <w:pPr>
-              <w:spacing w:line="360" w:lineRule="auto"/>
-              <w:rPr>
-                <w:rFonts w:ascii="宋体" w:eastAsia="宋体" w:hAnsi="宋体"/>
+              <w:t>（用户</w:t>
+            </w:r>
+            <w:proofErr w:type="gramStart"/>
+            <w:r>
+              <w:rPr>
+                <w:rFonts w:ascii="宋体" w:eastAsia="宋体" w:hAnsi="宋体" w:hint="eastAsia"/>
+                <w:sz w:val="24"/>
+              </w:rPr>
+              <w:t>输入食材</w:t>
+            </w:r>
+            <w:proofErr w:type="gramEnd"/>
+            <w:r>
+              <w:rPr>
+                <w:rFonts w:ascii="宋体" w:eastAsia="宋体" w:hAnsi="宋体" w:hint="eastAsia"/>
+                <w:sz w:val="24"/>
+              </w:rPr>
+              <w:t>-口味选择-菜谱推荐）</w:t>
+            </w:r>
+          </w:p>
+          <w:p>
+            <w:pPr>
+              <w:spacing w:line="360" w:lineRule="auto"/>
+              <w:rPr>
+                <w:rFonts w:ascii="宋体" w:eastAsia="宋体" w:hAnsi="宋体" w:hint="eastAsia"/>
                 <w:sz w:val="24"/>
               </w:rPr>
             </w:pPr>
@@ -12191,7 +13529,23 @@
                 <w:rFonts w:ascii="宋体" w:eastAsia="宋体" w:hAnsi="宋体" w:hint="eastAsia"/>
                 <w:sz w:val="24"/>
               </w:rPr>
-              <w:t>4.食材库搭建</w:t>
+              <w:t>4.</w:t>
+            </w:r>
+            <w:proofErr w:type="gramStart"/>
+            <w:r>
+              <w:rPr>
+                <w:rFonts w:ascii="宋体" w:eastAsia="宋体" w:hAnsi="宋体" w:hint="eastAsia"/>
+                <w:sz w:val="24"/>
+              </w:rPr>
+              <w:t>食材库</w:t>
+            </w:r>
+            <w:proofErr w:type="gramEnd"/>
+            <w:r>
+              <w:rPr>
+                <w:rFonts w:ascii="宋体" w:eastAsia="宋体" w:hAnsi="宋体" w:hint="eastAsia"/>
+                <w:sz w:val="24"/>
+              </w:rPr>
+              <w:t>搭建</w:t>
             </w:r>
           </w:p>
           <w:p>
@@ -12307,7 +13661,7 @@
             <w:pPr>
               <w:spacing w:line="360" w:lineRule="auto"/>
               <w:rPr>
-                <w:rFonts w:ascii="宋体" w:eastAsia="宋体" w:hAnsi="宋体"/>
+                <w:rFonts w:ascii="宋体" w:eastAsia="宋体" w:hAnsi="宋体" w:hint="eastAsia"/>
                 <w:sz w:val="24"/>
               </w:rPr>
             </w:pPr>
@@ -12323,7 +13677,7 @@
             <w:pPr>
               <w:spacing w:line="360" w:lineRule="auto"/>
               <w:rPr>
-                <w:rFonts w:ascii="宋体" w:eastAsia="宋体" w:hAnsi="宋体"/>
+                <w:rFonts w:ascii="宋体" w:eastAsia="宋体" w:hAnsi="宋体" w:hint="eastAsia"/>
                 <w:sz w:val="24"/>
               </w:rPr>
             </w:pPr>
@@ -12339,7 +13693,7 @@
             <w:pPr>
               <w:spacing w:line="360" w:lineRule="auto"/>
               <w:rPr>
-                <w:rFonts w:ascii="宋体" w:eastAsia="宋体" w:hAnsi="宋体"/>
+                <w:rFonts w:ascii="宋体" w:eastAsia="宋体" w:hAnsi="宋体" w:hint="eastAsia"/>
                 <w:sz w:val="24"/>
               </w:rPr>
             </w:pPr>
@@ -12479,32 +13833,96 @@
             <w:pPr>
               <w:spacing w:line="360" w:lineRule="auto"/>
               <w:rPr>
-                <w:rFonts w:ascii="宋体" w:eastAsia="宋体" w:hAnsi="宋体"/>
-                <w:sz w:val="24"/>
-              </w:rPr>
-            </w:pPr>
-            <w:r>
-              <w:rPr>
-                <w:rFonts w:ascii="宋体" w:eastAsia="宋体" w:hAnsi="宋体" w:hint="eastAsia"/>
-                <w:sz w:val="24"/>
-              </w:rPr>
-              <w:t>2.用户输入食材功能优化（语音识别、食材列表选择）</w:t>
-            </w:r>
-          </w:p>
-          <w:p>
-            <w:pPr>
-              <w:spacing w:line="360" w:lineRule="auto"/>
-              <w:rPr>
-                <w:rFonts w:ascii="宋体" w:eastAsia="宋体" w:hAnsi="宋体"/>
-                <w:sz w:val="24"/>
-              </w:rPr>
-            </w:pPr>
-            <w:r>
-              <w:rPr>
-                <w:rFonts w:ascii="宋体" w:eastAsia="宋体" w:hAnsi="宋体" w:hint="eastAsia"/>
-                <w:sz w:val="24"/>
-              </w:rPr>
-              <w:t>3.食材管理库优化（常见食材存储条件提醒、保质期提醒</w:t>
+                <w:rFonts w:ascii="宋体" w:eastAsia="宋体" w:hAnsi="宋体" w:hint="eastAsia"/>
+                <w:sz w:val="24"/>
+              </w:rPr>
+            </w:pPr>
+            <w:r>
+              <w:rPr>
+                <w:rFonts w:ascii="宋体" w:eastAsia="宋体" w:hAnsi="宋体" w:hint="eastAsia"/>
+                <w:sz w:val="24"/>
+              </w:rPr>
+              <w:t>2.用户输入</w:t>
+            </w:r>
+            <w:proofErr w:type="gramStart"/>
+            <w:r>
+              <w:rPr>
+                <w:rFonts w:ascii="宋体" w:eastAsia="宋体" w:hAnsi="宋体" w:hint="eastAsia"/>
+                <w:sz w:val="24"/>
+              </w:rPr>
+              <w:t>食材功能</w:t>
+            </w:r>
+            <w:proofErr w:type="gramEnd"/>
+            <w:r>
+              <w:rPr>
+                <w:rFonts w:ascii="宋体" w:eastAsia="宋体" w:hAnsi="宋体" w:hint="eastAsia"/>
+                <w:sz w:val="24"/>
+              </w:rPr>
+              <w:t>优化（语音识别、</w:t>
+            </w:r>
+            <w:proofErr w:type="gramStart"/>
+            <w:r>
+              <w:rPr>
+                <w:rFonts w:ascii="宋体" w:eastAsia="宋体" w:hAnsi="宋体" w:hint="eastAsia"/>
+                <w:sz w:val="24"/>
+              </w:rPr>
+              <w:t>食材列表</w:t>
+            </w:r>
+            <w:proofErr w:type="gramEnd"/>
+            <w:r>
+              <w:rPr>
+                <w:rFonts w:ascii="宋体" w:eastAsia="宋体" w:hAnsi="宋体" w:hint="eastAsia"/>
+                <w:sz w:val="24"/>
+              </w:rPr>
+              <w:t>选择）</w:t>
+            </w:r>
+          </w:p>
+          <w:p>
+            <w:pPr>
+              <w:spacing w:line="360" w:lineRule="auto"/>
+              <w:rPr>
+                <w:rFonts w:ascii="宋体" w:eastAsia="宋体" w:hAnsi="宋体" w:hint="eastAsia"/>
+                <w:sz w:val="24"/>
+              </w:rPr>
+            </w:pPr>
+            <w:r>
+              <w:rPr>
+                <w:rFonts w:ascii="宋体" w:eastAsia="宋体" w:hAnsi="宋体" w:hint="eastAsia"/>
+                <w:sz w:val="24"/>
+              </w:rPr>
+              <w:t>3.</w:t>
+            </w:r>
+            <w:proofErr w:type="gramStart"/>
+            <w:r>
+              <w:rPr>
+                <w:rFonts w:ascii="宋体" w:eastAsia="宋体" w:hAnsi="宋体" w:hint="eastAsia"/>
+                <w:sz w:val="24"/>
+              </w:rPr>
+              <w:t>食材管理库</w:t>
+            </w:r>
+            <w:proofErr w:type="gramEnd"/>
+            <w:r>
+              <w:rPr>
+                <w:rFonts w:ascii="宋体" w:eastAsia="宋体" w:hAnsi="宋体" w:hint="eastAsia"/>
+                <w:sz w:val="24"/>
+              </w:rPr>
+              <w:t>优化（</w:t>
+            </w:r>
+            <w:proofErr w:type="gramStart"/>
+            <w:r>
+              <w:rPr>
+                <w:rFonts w:ascii="宋体" w:eastAsia="宋体" w:hAnsi="宋体" w:hint="eastAsia"/>
+                <w:sz w:val="24"/>
+              </w:rPr>
+              <w:t>常见食材存储</w:t>
+            </w:r>
+            <w:proofErr w:type="gramEnd"/>
+            <w:r>
+              <w:rPr>
+                <w:rFonts w:ascii="宋体" w:eastAsia="宋体" w:hAnsi="宋体" w:hint="eastAsia"/>
+                <w:sz w:val="24"/>
+              </w:rPr>
+              <w:t>条件提醒、保质期提醒</w:t>
             </w:r>
             <w:r>
               <w:rPr>
@@ -12525,7 +13943,7 @@
             <w:pPr>
               <w:spacing w:line="360" w:lineRule="auto"/>
               <w:rPr>
-                <w:rFonts w:ascii="宋体" w:eastAsia="宋体" w:hAnsi="宋体"/>
+                <w:rFonts w:ascii="宋体" w:eastAsia="宋体" w:hAnsi="宋体" w:hint="eastAsia"/>
                 <w:sz w:val="24"/>
               </w:rPr>
             </w:pPr>
@@ -12572,7 +13990,23 @@
                 <w:rFonts w:ascii="宋体" w:eastAsia="宋体" w:hAnsi="宋体" w:hint="eastAsia"/>
                 <w:sz w:val="24"/>
               </w:rPr>
-              <w:t>优化核心功能（菜谱推荐、食材库管理），丰富用户体验</w:t>
+              <w:t>优化核心功能（菜谱推荐、</w:t>
+            </w:r>
+            <w:proofErr w:type="gramStart"/>
+            <w:r>
+              <w:rPr>
+                <w:rFonts w:ascii="宋体" w:eastAsia="宋体" w:hAnsi="宋体" w:hint="eastAsia"/>
+                <w:sz w:val="24"/>
+              </w:rPr>
+              <w:t>食材库</w:t>
+            </w:r>
+            <w:proofErr w:type="gramEnd"/>
+            <w:r>
+              <w:rPr>
+                <w:rFonts w:ascii="宋体" w:eastAsia="宋体" w:hAnsi="宋体" w:hint="eastAsia"/>
+                <w:sz w:val="24"/>
+              </w:rPr>
+              <w:t>管理），丰富用户体验</w:t>
             </w:r>
           </w:p>
         </w:tc>
@@ -12643,7 +14077,7 @@
             <w:pPr>
               <w:spacing w:line="360" w:lineRule="auto"/>
               <w:rPr>
-                <w:rFonts w:ascii="宋体" w:eastAsia="宋体" w:hAnsi="宋体"/>
+                <w:rFonts w:ascii="宋体" w:eastAsia="宋体" w:hAnsi="宋体" w:hint="eastAsia"/>
                 <w:sz w:val="24"/>
               </w:rPr>
             </w:pPr>
@@ -13576,6 +15010,7 @@
   <w:style w:type="character" w:default="1" w:styleId="a0">
     <w:name w:val="Default Paragraph Font"/>
     <w:uiPriority w:val="1"/>
+    <w:semiHidden/>
     <w:unhideWhenUsed/>
   </w:style>
   <w:style w:type="table" w:default="1" w:styleId="a1">
